--- a/public/forms/行政/行政处罚决定书.docx
+++ b/public/forms/行政/行政处罚决定书.docx
@@ -2,3596 +2,422 @@
 <file path=word/document.xml><?xml version="1.0" encoding="utf-8"?>
 <w:document xmlns:wpc="http://schemas.microsoft.com/office/word/2010/wordprocessingCanvas" xmlns:mo="http://schemas.microsoft.com/office/mac/office/2008/main" xmlns:mc="http://schemas.openxmlformats.org/markup-compatibility/2006" xmlns:mv="urn:schemas-microsoft-com:mac:vml" xmlns:o="urn:schemas-microsoft-com:office:office" xmlns:r="http://schemas.openxmlformats.org/officeDocument/2006/relationships" xmlns:m="http://schemas.openxmlformats.org/officeDocument/2006/math" xmlns:v="urn:schemas-microsoft-com:vml" xmlns:wp14="http://schemas.microsoft.com/office/word/2010/wordprocessingDrawing" xmlns:wp="http://schemas.openxmlformats.org/drawingml/2006/wordprocessingDrawing" xmlns:w10="urn:schemas-microsoft-com:office:word" xmlns:w="http://schemas.openxmlformats.org/wordprocessingml/2006/main" xmlns:w14="http://schemas.microsoft.com/office/word/2010/wordml" xmlns:wpg="http://schemas.microsoft.com/office/word/2010/wordprocessingGroup" xmlns:wpi="http://schemas.microsoft.com/office/word/2010/wordprocessingInk" xmlns:wne="http://schemas.microsoft.com/office/word/2006/wordml" xmlns:wps="http://schemas.microsoft.com/office/word/2010/wordprocessingShape" mc:Ignorable="w14 wp14">
   <w:body>
-    <w:tbl>
-      <w:tblPr>
-        <w:tblW w:w="9253" w:type="dxa"/>
-        <w:jc w:val="start"/>
-        <w:tblInd w:w="0" w:type="dxa"/>
-        <w:tblLayout w:type="fixed"/>
-        <w:tblCellMar>
-          <w:top w:w="0" w:type="dxa"/>
-          <w:start w:w="108" w:type="dxa"/>
-          <w:bottom w:w="0" w:type="dxa"/>
-          <w:end w:w="108" w:type="dxa"/>
-        </w:tblCellMar>
-      </w:tblPr>
-      <w:tblGrid>
-        <w:gridCol w:w="9253"/>
-      </w:tblGrid>
-      <w:tr>
-        <w:trPr>
-          <w:trHeight w:val="12814" w:hRule="atLeast"/>
-        </w:trPr>
-        <w:tc>
-          <w:tcPr>
-            <w:tcW w:w="9253" w:type="dxa"/>
-            <w:tcBorders>
-              <w:top w:val="single" w:sz="4" w:space="0" w:color="000000"/>
-              <w:start w:val="single" w:sz="4" w:space="0" w:color="000000"/>
-              <w:bottom w:val="single" w:sz="4" w:space="0" w:color="000000"/>
-              <w:end w:val="single" w:sz="4" w:space="0" w:color="000000"/>
-            </w:tcBorders>
-          </w:tcPr>
-          <w:p>
-            <w:pPr>
-              <w:pStyle w:val="Normal"/>
-              <w:spacing w:lineRule="exact" w:line="600"/>
-              <w:jc w:val="center"/>
-              <w:rPr>
-                <w:rFonts w:ascii="宋体" w:hAnsi="宋体" w:eastAsia="宋体" w:cs="宋体" w:hint="eastAsia"/>
-                <w:sz w:val="36"/>
-                <w:szCs w:val="36"/>
-              </w:rPr>
-            </w:pPr>
-            <w:r>
-              <w:rPr>
-                <w:rFonts w:ascii="宋体" w:hAnsi="宋体" w:cs="宋体" w:hint="eastAsia" w:eastAsia="宋体"/>
-                <w:sz w:val="36"/>
-                <w:szCs w:val="36"/>
-              </w:rPr>
-              <w:t>沂源县公安局</w:t>
-            </w:r>
-          </w:p>
-          <w:p>
-            <w:pPr>
-              <w:pStyle w:val="Normal"/>
-              <w:spacing w:lineRule="exact" w:line="480"/>
-              <w:jc w:val="center"/>
-              <w:rPr>
-                <w:rFonts w:ascii="宋体" w:hAnsi="宋体" w:eastAsia="宋体" w:cs="宋体" w:hint="eastAsia"/>
-                <w:sz w:val="28"/>
-                <w:szCs w:val="28"/>
-              </w:rPr>
-            </w:pPr>
-            <w:r>
-              <w:rPr>
-                <w:rFonts w:ascii="方正小标宋简体;黑体" w:hAnsi="方正小标宋简体;黑体" w:cs="宋体" w:hint="eastAsia" w:eastAsia="方正小标宋简体;黑体"/>
-                <w:sz w:val="44"/>
-                <w:szCs w:val="44"/>
-              </w:rPr>
-              <w:t xml:space="preserve"> </w:t>
-            </w:r>
-            <w:r>
-              <w:rPr>
-                <w:rFonts w:ascii="方正小标宋简体;黑体" w:hAnsi="方正小标宋简体;黑体" w:cs="宋体" w:hint="eastAsia" w:eastAsia="方正小标宋简体;黑体"/>
-                <w:sz w:val="44"/>
-                <w:szCs w:val="44"/>
-              </w:rPr>
-              <w:t xml:space="preserve">行政处罚决定书  </w:t>
-            </w:r>
-            <w:r>
-              <w:rPr>
-                <w:rFonts w:ascii="方正小标宋简体;黑体" w:hAnsi="方正小标宋简体;黑体" w:cs="宋体" w:eastAsia="方正小标宋简体;黑体"/>
-                <w:sz w:val="44"/>
-                <w:szCs w:val="44"/>
-              </w:rPr>
-              <w:t xml:space="preserve">   </w:t>
-            </w:r>
-            <w:r>
-              <w:rPr/>
-              <w:t xml:space="preserve">                       </w:t>
-            </w:r>
-          </w:p>
-          <w:p>
-            <w:pPr>
-              <w:pStyle w:val="Normal"/>
-              <w:spacing w:lineRule="exact" w:line="440"/>
-              <w:ind w:end="296"/>
-              <w:jc w:val="end"/>
-              <w:rPr>
-                <w:rFonts w:hint="eastAsia"/>
-              </w:rPr>
-            </w:pPr>
-            <w:r>
-              <w:rPr>
-                <w:rFonts w:hint="eastAsia"/>
-              </w:rPr>
-              <w:t>X</w:t>
-            </w:r>
-            <w:r>
-              <w:rPr>
-                <w:rFonts w:hint="eastAsia"/>
-              </w:rPr>
-              <w:t xml:space="preserve">公（  </w:t>
-            </w:r>
-            <w:r>
-              <w:rPr/>
-              <w:t xml:space="preserve"> </w:t>
-            </w:r>
-            <w:r>
-              <w:rPr>
-                <w:rFonts w:hint="eastAsia"/>
-              </w:rPr>
-              <w:t>）行罚决字</w:t>
-            </w:r>
-            <w:r>
-              <w:rPr>
-                <w:rFonts w:ascii="仿宋_GB2312;仿宋" w:hAnsi="仿宋_GB2312;仿宋" w:hint="eastAsia"/>
-              </w:rPr>
-              <w:t>〔    〕</w:t>
-            </w:r>
-            <w:r>
-              <w:rPr/>
-              <w:t xml:space="preserve">   </w:t>
-            </w:r>
-            <w:r>
-              <w:rPr>
-                <w:rFonts w:hint="eastAsia"/>
-              </w:rPr>
-              <w:t>号</w:t>
-            </w:r>
-          </w:p>
-          <w:p>
-            <w:pPr>
-              <w:pStyle w:val="Normal"/>
-              <w:spacing w:lineRule="exact" w:line="440"/>
-              <w:ind w:firstLineChars="200" w:startChars="0" w:start="0" w:endChars="0" w:end="0"/>
-              <w:rPr>
-                <w:rFonts w:hint="eastAsia"/>
-              </w:rPr>
-            </w:pPr>
-            <w:r>
-              <w:rPr>
-                <w:rFonts w:hint="eastAsia"/>
-              </w:rPr>
-            </w:r>
-          </w:p>
-          <w:p>
-            <w:pPr>
-              <w:pStyle w:val="Normal"/>
-              <w:spacing w:lineRule="exact" w:line="440"/>
-              <w:ind w:firstLineChars="200" w:startChars="0" w:start="0" w:endChars="0" w:end="0"/>
-              <w:rPr>
-                <w:rFonts w:hint="eastAsia"/>
-                <w:u w:val="single"/>
-              </w:rPr>
-            </w:pPr>
-            <w:r>
-              <w:rPr>
-                <w:rFonts w:hint="eastAsia"/>
-              </w:rPr>
-              <w:t>违法行为人（姓名、性别、年龄、出生日期、身份证件种类及号码、户籍所在地、现住址、工作单位、违法经历以及被处罚单位的名称、地址和法定代表人）</w:t>
-            </w:r>
-            <w:r>
-              <w:rPr>
-                <w:u w:val="single"/>
-              </w:rPr>
-              <w:t xml:space="preserve">     </w:t>
-            </w:r>
-            <w:r>
-              <w:rPr>
-                <w:rFonts w:hint="eastAsia"/>
-                <w:u w:val="single"/>
-              </w:rPr>
-              <w:t xml:space="preserve">                                              </w:t>
-            </w:r>
-          </w:p>
-          <w:p>
-            <w:pPr>
-              <w:pStyle w:val="Normal"/>
-              <w:spacing w:lineRule="exact" w:line="440"/>
-              <w:rPr>
-                <w:rFonts w:hint="eastAsia"/>
-                <w:u w:val="single"/>
-              </w:rPr>
-            </w:pPr>
-            <w:r>
-              <w:rPr>
-                <w:u w:val="single"/>
-              </w:rPr>
-              <w:t xml:space="preserve">                                  </w:t>
-            </w:r>
-            <w:r>
-              <w:rPr>
-                <w:rFonts w:hint="eastAsia"/>
-                <w:u w:val="single"/>
-              </w:rPr>
-              <w:t xml:space="preserve">          </w:t>
-            </w:r>
-            <w:r>
-              <w:rPr>
-                <w:u w:val="single"/>
-              </w:rPr>
-              <w:t xml:space="preserve">    </w:t>
-            </w:r>
-            <w:r>
-              <w:rPr>
-                <w:rFonts w:hint="eastAsia"/>
-                <w:u w:val="single"/>
-              </w:rPr>
-              <w:t xml:space="preserve">         </w:t>
-            </w:r>
-            <w:r>
-              <w:rPr>
-                <w:u w:val="single"/>
-              </w:rPr>
-              <w:t xml:space="preserve">   </w:t>
-            </w:r>
-            <w:r>
-              <w:rPr>
-                <w:rFonts w:hint="eastAsia"/>
-                <w:u w:val="single"/>
-              </w:rPr>
-              <w:t xml:space="preserve"> </w:t>
-            </w:r>
-            <w:r>
-              <w:rPr>
-                <w:u w:val="single"/>
-              </w:rPr>
-              <w:t xml:space="preserve"> </w:t>
-            </w:r>
-          </w:p>
-          <w:p>
-            <w:pPr>
-              <w:pStyle w:val="Normal"/>
-              <w:spacing w:lineRule="exact" w:line="440"/>
-              <w:ind w:firstLine="585" w:end="0"/>
-              <w:rPr>
-                <w:u w:val="single"/>
-              </w:rPr>
-            </w:pPr>
-            <w:r>
-              <w:rPr>
-                <w:rFonts w:hint="eastAsia"/>
-              </w:rPr>
-              <w:t>现查明</w:t>
-            </w:r>
-            <w:r>
-              <w:rPr>
-                <w:u w:val="single"/>
-              </w:rPr>
-              <w:t xml:space="preserve">                 </w:t>
-            </w:r>
-            <w:r>
-              <w:rPr>
-                <w:rFonts w:hint="eastAsia"/>
-                <w:u w:val="single"/>
-              </w:rPr>
-              <w:t xml:space="preserve">          </w:t>
-            </w:r>
-            <w:r>
-              <w:rPr>
-                <w:u w:val="single"/>
-              </w:rPr>
-              <w:t xml:space="preserve">                     </w:t>
-            </w:r>
-            <w:r>
-              <w:rPr>
-                <w:rFonts w:hint="eastAsia"/>
-                <w:u w:val="single"/>
-              </w:rPr>
-              <w:t xml:space="preserve">    </w:t>
-            </w:r>
-            <w:r>
-              <w:rPr>
-                <w:u w:val="single"/>
-              </w:rPr>
-              <w:t xml:space="preserve"> </w:t>
-            </w:r>
-          </w:p>
-          <w:p>
-            <w:pPr>
-              <w:pStyle w:val="Normal"/>
-              <w:spacing w:lineRule="exact" w:line="440"/>
-              <w:rPr>
-                <w:rFonts w:hint="eastAsia"/>
-                <w:u w:val="single"/>
-              </w:rPr>
-            </w:pPr>
-            <w:r>
-              <w:rPr>
-                <w:u w:val="single"/>
-              </w:rPr>
-              <w:t xml:space="preserve"> </w:t>
-            </w:r>
-            <w:r>
-              <w:rPr>
-                <w:rFonts w:hint="eastAsia"/>
-                <w:u w:val="single"/>
-              </w:rPr>
-              <w:t xml:space="preserve">                                  </w:t>
-            </w:r>
-            <w:r>
-              <w:rPr>
-                <w:u w:val="single"/>
-              </w:rPr>
-              <w:t xml:space="preserve">     </w:t>
-            </w:r>
-            <w:r>
-              <w:rPr>
-                <w:rFonts w:hint="eastAsia"/>
-                <w:u w:val="single"/>
-              </w:rPr>
-              <w:t xml:space="preserve">        </w:t>
-            </w:r>
-            <w:r>
-              <w:rPr>
-                <w:u w:val="single"/>
-              </w:rPr>
-              <w:t xml:space="preserve">        </w:t>
-            </w:r>
-            <w:r>
-              <w:rPr>
-                <w:rFonts w:hint="eastAsia"/>
-                <w:u w:val="single"/>
-              </w:rPr>
-              <w:t xml:space="preserve"> </w:t>
-            </w:r>
-            <w:r>
-              <w:rPr>
-                <w:u w:val="single"/>
-              </w:rPr>
-              <w:t xml:space="preserve"> </w:t>
-            </w:r>
-            <w:r>
-              <w:rPr>
-                <w:rFonts w:hint="eastAsia"/>
-                <w:u w:val="single"/>
-              </w:rPr>
-              <w:t xml:space="preserve">  </w:t>
-            </w:r>
-            <w:r>
-              <w:rPr>
-                <w:rFonts w:hint="eastAsia"/>
-              </w:rPr>
-              <w:t>，以上事实有</w:t>
-            </w:r>
-            <w:r>
-              <w:rPr>
-                <w:rFonts w:hint="eastAsia"/>
-                <w:u w:val="single"/>
-              </w:rPr>
-              <w:t xml:space="preserve">                                                      </w:t>
-            </w:r>
-          </w:p>
-          <w:p>
-            <w:pPr>
-              <w:pStyle w:val="Normal"/>
-              <w:spacing w:lineRule="exact" w:line="440"/>
-              <w:ind w:hangingChars="200" w:startChars="0" w:start="0" w:endChars="0" w:end="0"/>
-              <w:jc w:val="start"/>
-              <w:rPr>
-                <w:rFonts w:hint="eastAsia"/>
-              </w:rPr>
-            </w:pPr>
-            <w:r>
-              <w:rPr>
-                <w:u w:val="single"/>
-              </w:rPr>
-              <w:t xml:space="preserve"> </w:t>
-            </w:r>
-            <w:r>
-              <w:rPr>
-                <w:rFonts w:hint="eastAsia"/>
-                <w:u w:val="single"/>
-              </w:rPr>
-              <w:t>　　　　　　　　　</w:t>
-            </w:r>
-            <w:r>
-              <w:rPr>
-                <w:u w:val="single"/>
-              </w:rPr>
-              <w:t xml:space="preserve">    </w:t>
-            </w:r>
-            <w:r>
-              <w:rPr>
-                <w:rFonts w:hint="eastAsia"/>
-                <w:u w:val="single"/>
-              </w:rPr>
-              <w:t xml:space="preserve">                          </w:t>
-            </w:r>
-            <w:r>
-              <w:rPr>
-                <w:rFonts w:hint="eastAsia"/>
-              </w:rPr>
-              <w:t>等证据证实。</w:t>
-            </w:r>
-          </w:p>
-          <w:p>
-            <w:pPr>
-              <w:pStyle w:val="Normal"/>
-              <w:spacing w:lineRule="exact" w:line="440"/>
-              <w:ind w:firstLineChars="200" w:startChars="0" w:start="0" w:endChars="0" w:end="0"/>
-              <w:jc w:val="start"/>
-              <w:rPr>
-                <w:rFonts w:hint="eastAsia"/>
-              </w:rPr>
-            </w:pPr>
-            <w:r>
-              <w:rPr>
-                <w:rFonts w:hint="eastAsia"/>
-              </w:rPr>
-              <w:t>根据</w:t>
-            </w:r>
-            <w:r>
-              <w:rPr>
-                <w:rFonts w:hint="eastAsia"/>
-                <w:u w:val="single"/>
-              </w:rPr>
-              <w:t xml:space="preserve">                                             </w:t>
-            </w:r>
-            <w:r>
-              <w:rPr>
-                <w:rFonts w:hint="eastAsia"/>
-              </w:rPr>
-              <w:t xml:space="preserve">之规定，现决定 </w:t>
-            </w:r>
-            <w:r>
-              <w:rPr>
-                <w:rFonts w:hint="eastAsia"/>
-                <w:u w:val="single"/>
-              </w:rPr>
-              <w:t xml:space="preserve">                                                </w:t>
-            </w:r>
-            <w:r>
-              <w:rPr>
-                <w:rFonts w:hint="eastAsia"/>
-              </w:rPr>
-              <w:t>。</w:t>
-            </w:r>
-          </w:p>
-          <w:p>
-            <w:pPr>
-              <w:pStyle w:val="Normal"/>
-              <w:spacing w:lineRule="exact" w:line="440"/>
-              <w:ind w:firstLineChars="200" w:startChars="0" w:start="0" w:endChars="0" w:end="0"/>
-              <w:rPr>
-                <w:rFonts w:hint="eastAsia"/>
-                <w:u w:val="single"/>
-              </w:rPr>
-            </w:pPr>
-            <w:r>
-              <w:rPr>
-                <w:rFonts w:hint="eastAsia"/>
-              </w:rPr>
-              <w:t>执行方式和期限</w:t>
-            </w:r>
-            <w:r>
-              <w:rPr>
-                <w:rFonts w:hint="eastAsia"/>
-                <w:u w:val="single"/>
-              </w:rPr>
-              <w:t xml:space="preserve">                                                      </w:t>
-            </w:r>
-          </w:p>
-          <w:p>
-            <w:pPr>
-              <w:pStyle w:val="Normal"/>
-              <w:spacing w:lineRule="exact" w:line="440"/>
-              <w:rPr>
-                <w:rFonts w:hint="eastAsia"/>
-              </w:rPr>
-            </w:pPr>
-            <w:r>
-              <w:rPr>
-                <w:rFonts w:hint="eastAsia"/>
-                <w:u w:val="single"/>
-              </w:rPr>
-              <w:t xml:space="preserve">                                                            </w:t>
-            </w:r>
-            <w:r>
-              <w:rPr>
-                <w:rFonts w:hint="eastAsia"/>
-              </w:rPr>
-              <w:t>。</w:t>
-            </w:r>
-          </w:p>
-          <w:p>
-            <w:pPr>
-              <w:pStyle w:val="Normal"/>
-              <w:spacing w:lineRule="exact" w:line="440"/>
-              <w:ind w:firstLineChars="200" w:startChars="0" w:start="0" w:endChars="0" w:end="0"/>
-              <w:rPr>
-                <w:rFonts w:hint="eastAsia"/>
-              </w:rPr>
-            </w:pPr>
-            <w:r>
-              <w:rPr>
-                <w:rFonts w:hint="eastAsia"/>
-              </w:rPr>
-              <w:t>逾期不交纳罚款的，每日按罚款数额的百分之三加处罚款，加处罚款的数额不超过罚款本数。</w:t>
-            </w:r>
-          </w:p>
-          <w:p>
-            <w:pPr>
-              <w:pStyle w:val="Normal"/>
-              <w:spacing w:lineRule="exact" w:line="440"/>
-              <w:ind w:firstLineChars="200" w:startChars="0" w:start="0" w:endChars="0" w:end="0"/>
-              <w:rPr>
-                <w:rFonts w:hint="eastAsia"/>
-              </w:rPr>
-            </w:pPr>
-            <w:r>
-              <w:rPr>
-                <w:rFonts w:hint="eastAsia"/>
-              </w:rPr>
-              <w:t>如不服本决定，可以在收到本决定书之日起六十日内向</w:t>
-            </w:r>
-            <w:r>
-              <w:rPr>
-                <w:rFonts w:hint="eastAsia"/>
-                <w:u w:val="single"/>
-              </w:rPr>
-              <w:t xml:space="preserve">         </w:t>
-            </w:r>
-          </w:p>
-          <w:p>
-            <w:pPr>
-              <w:pStyle w:val="Normal"/>
-              <w:spacing w:lineRule="exact" w:line="440"/>
-              <w:rPr>
-                <w:rFonts w:hint="eastAsia"/>
-              </w:rPr>
-            </w:pPr>
-            <w:r>
-              <w:rPr>
-                <w:rFonts w:hint="eastAsia"/>
-                <w:u w:val="single"/>
-              </w:rPr>
-              <w:t xml:space="preserve">                             </w:t>
-            </w:r>
-            <w:r>
-              <w:rPr>
-                <w:rFonts w:hint="eastAsia"/>
-              </w:rPr>
-              <w:t>申请行政复议或者在三个月内依法向</w:t>
-            </w:r>
-            <w:r>
-              <w:rPr>
-                <w:rFonts w:hint="eastAsia"/>
-                <w:u w:val="single"/>
-              </w:rPr>
-              <w:t xml:space="preserve">            </w:t>
-            </w:r>
-          </w:p>
-          <w:p>
-            <w:pPr>
-              <w:pStyle w:val="Normal"/>
-              <w:spacing w:lineRule="exact" w:line="440"/>
-              <w:rPr>
-                <w:rFonts w:hint="eastAsia"/>
-              </w:rPr>
-            </w:pPr>
-            <w:r>
-              <w:rPr>
-                <w:rFonts w:hint="eastAsia"/>
-                <w:u w:val="single"/>
-              </w:rPr>
-              <w:t xml:space="preserve">                                </w:t>
-            </w:r>
-            <w:r>
-              <w:rPr>
-                <w:rFonts w:hint="eastAsia"/>
-              </w:rPr>
-              <w:t>人民法院提起行政诉讼。</w:t>
-            </w:r>
-          </w:p>
-          <w:p>
-            <w:pPr>
-              <w:pStyle w:val="Style19"/>
-              <w:spacing w:lineRule="exact" w:line="440"/>
-              <w:ind w:firstLineChars="200" w:startChars="0" w:start="0" w:endChars="0" w:end="0"/>
-              <w:rPr>
-                <w:rFonts w:hint="eastAsia"/>
-              </w:rPr>
-            </w:pPr>
-            <w:r>
-              <w:rPr>
-                <w:rFonts w:hint="eastAsia"/>
-              </w:rPr>
-              <w:t>附 ：</w:t>
-            </w:r>
-            <w:r>
-              <w:rPr>
-                <w:rFonts w:hint="eastAsia"/>
-                <w:u w:val="single"/>
-              </w:rPr>
-              <w:t xml:space="preserve">                    </w:t>
-            </w:r>
-            <w:r>
-              <w:rPr>
-                <w:rFonts w:hint="eastAsia"/>
-              </w:rPr>
-              <w:t>清单共</w:t>
-            </w:r>
-            <w:r>
-              <w:rPr>
-                <w:rFonts w:hint="eastAsia"/>
-                <w:u w:val="single"/>
-              </w:rPr>
-              <w:t xml:space="preserve">     </w:t>
-            </w:r>
-            <w:r>
-              <w:rPr>
-                <w:rFonts w:hint="eastAsia"/>
-              </w:rPr>
-              <w:t xml:space="preserve">份     </w:t>
-            </w:r>
-          </w:p>
-          <w:p>
-            <w:pPr>
-              <w:pStyle w:val="Style19"/>
-              <w:spacing w:lineRule="exact" w:line="440"/>
-              <w:ind w:firstLineChars="200" w:startChars="0" w:start="0" w:endChars="0" w:end="0"/>
-              <w:rPr>
-                <w:rFonts w:hint="eastAsia"/>
-              </w:rPr>
-            </w:pPr>
-            <w:r>
-              <w:rPr>
-                <w:rFonts w:hint="eastAsia"/>
-              </w:rPr>
-              <w:t xml:space="preserve"> </w:t>
-            </w:r>
-          </w:p>
-          <w:p>
-            <w:pPr>
-              <w:pStyle w:val="Style19"/>
-              <w:spacing w:lineRule="exact" w:line="440"/>
-              <w:ind w:firstLineChars="200" w:startChars="0" w:start="0" w:endChars="0" w:end="0"/>
-              <w:jc w:val="end"/>
-              <w:rPr>
-                <w:rFonts w:hint="eastAsia"/>
-              </w:rPr>
-            </w:pPr>
-            <w:r>
-              <w:rPr>
-                <w:rFonts w:hint="eastAsia"/>
-              </w:rPr>
-              <w:t xml:space="preserve">公安机关（印） </w:t>
-            </w:r>
-          </w:p>
-          <w:p>
-            <w:pPr>
-              <w:pStyle w:val="Normal"/>
-              <w:spacing w:lineRule="exact" w:line="440"/>
-              <w:ind w:end="888"/>
-              <w:jc w:val="center"/>
-              <w:rPr>
-                <w:rFonts w:hint="eastAsia"/>
-              </w:rPr>
-            </w:pPr>
-            <w:r>
-              <w:rPr>
-                <w:rFonts w:hint="eastAsia"/>
-              </w:rPr>
-              <w:t xml:space="preserve">                                    </w:t>
-            </w:r>
-            <w:r>
-              <w:rPr>
-                <w:rFonts w:hint="eastAsia"/>
-              </w:rPr>
-              <w:t>年  月</w:t>
-            </w:r>
-            <w:r>
-              <w:rPr/>
-              <w:t xml:space="preserve">  </w:t>
-            </w:r>
-            <w:r>
-              <w:rPr>
-                <w:rFonts w:hint="eastAsia"/>
-              </w:rPr>
-              <w:t>日</w:t>
-            </w:r>
-          </w:p>
-          <w:p>
-            <w:pPr>
-              <w:pStyle w:val="Normal"/>
-              <w:spacing w:lineRule="exact" w:line="440"/>
-              <w:ind w:firstLineChars="200" w:startChars="0" w:start="0" w:endChars="0" w:end="0"/>
-              <w:rPr>
-                <w:rFonts w:hint="eastAsia"/>
-              </w:rPr>
-            </w:pPr>
-            <w:r>
-              <w:rPr>
-                <w:rFonts w:hint="eastAsia"/>
-              </w:rPr>
-              <w:t>行政处罚决定书已向我宣告并送达。</w:t>
-            </w:r>
-          </w:p>
-          <w:p>
-            <w:pPr>
-              <w:pStyle w:val="Normal"/>
-              <w:spacing w:lineRule="exact" w:line="440"/>
-              <w:rPr>
-                <w:rFonts w:hint="eastAsia"/>
-              </w:rPr>
-            </w:pPr>
-            <w:r>
-              <w:rPr>
-                <w:rFonts w:hint="eastAsia"/>
-              </w:rPr>
-              <w:t xml:space="preserve">被处罚人  </w:t>
-            </w:r>
-          </w:p>
-          <w:p>
-            <w:pPr>
-              <w:pStyle w:val="Normal"/>
-              <w:spacing w:lineRule="exact" w:line="440"/>
-              <w:rPr>
-                <w:rFonts w:hint="eastAsia"/>
-              </w:rPr>
-            </w:pPr>
-            <w:r>
-              <w:rPr>
-                <w:rFonts w:hint="eastAsia"/>
-              </w:rPr>
-              <w:t xml:space="preserve">         </w:t>
-            </w:r>
-            <w:r>
-              <w:rPr>
-                <w:rFonts w:hint="eastAsia"/>
-              </w:rPr>
-              <w:t>年　 月　 日</w:t>
-            </w:r>
-          </w:p>
-        </w:tc>
-      </w:tr>
-    </w:tbl>
     <w:p>
-      <w:pPr>
-        <w:pStyle w:val="Normal"/>
-        <w:spacing w:lineRule="exact" w:line="440"/>
-        <w:ind w:firstLineChars="200" w:startChars="0" w:start="0" w:endChars="0" w:end="0"/>
-        <w:rPr>
-          <w:rFonts w:hint="eastAsia"/>
-          <w:sz w:val="28"/>
-          <w:szCs w:val="28"/>
-        </w:rPr>
-      </w:pPr>
       <w:r>
         <w:rPr>
-          <w:rFonts w:hint="eastAsia"/>
-          <w:sz w:val="28"/>
-          <w:szCs w:val="28"/>
+          <w:rFonts w:ascii="宋体" w:hAnsi="宋体" w:eastAsia="宋体"/>
         </w:rPr>
-        <w:t>一式三份，被处罚人和执行单位各一份，一份附卷。治安案件有被侵害人的，复印送达被侵害人。</w:t>
+        <w:t>— 51 —</w:t>
       </w:r>
-      <w:bookmarkStart w:id="10" w:name="式样十四"/>
-      <w:bookmarkEnd w:id="10"/>
     </w:p>
     <w:p>
-      <w:pPr>
-        <w:pStyle w:val="Normal"/>
-        <w:spacing w:lineRule="exact" w:line="440"/>
-        <w:jc w:val="center"/>
-        <w:rPr>
-          <w:rFonts w:ascii="方正小标宋简体;黑体" w:hAnsi="方正小标宋简体;黑体" w:eastAsia="方正小标宋简体;黑体" w:cs="宋体" w:hint="eastAsia"/>
-          <w:sz w:val="44"/>
-          <w:szCs w:val="44"/>
-        </w:rPr>
-      </w:pPr>
       <w:r>
         <w:rPr>
-          <w:rFonts w:eastAsia="方正小标宋简体;黑体" w:cs="宋体" w:hint="eastAsia" w:ascii="方正小标宋简体;黑体" w:hAnsi="方正小标宋简体;黑体"/>
-          <w:sz w:val="44"/>
-          <w:szCs w:val="44"/>
+          <w:rFonts w:ascii="宋体" w:hAnsi="宋体" w:eastAsia="宋体"/>
         </w:rPr>
+        <w:t>式样二十一</w:t>
+      </w:r>
+    </w:p>
+    <w:p>
+      <w:r>
+        <w:rPr>
+          <w:rFonts w:ascii="宋体" w:hAnsi="宋体" w:eastAsia="宋体"/>
+        </w:rPr>
+        <w:t>（此处印制公安机关名称）</w:t>
       </w:r>
     </w:p>
     <w:p>
       <w:pPr>
-        <w:pStyle w:val="Normal"/>
-        <w:spacing w:lineRule="exact" w:line="440"/>
         <w:jc w:val="center"/>
-        <w:rPr>
-          <w:rFonts w:ascii="方正小标宋简体;黑体" w:hAnsi="方正小标宋简体;黑体" w:eastAsia="方正小标宋简体;黑体" w:cs="宋体" w:hint="eastAsia"/>
-          <w:sz w:val="44"/>
-          <w:szCs w:val="44"/>
-        </w:rPr>
       </w:pPr>
       <w:r>
         <w:rPr>
-          <w:rFonts w:ascii="方正小标宋简体;黑体" w:hAnsi="方正小标宋简体;黑体" w:cs="宋体" w:hint="eastAsia" w:eastAsia="方正小标宋简体;黑体"/>
-          <w:sz w:val="44"/>
-          <w:szCs w:val="44"/>
+          <w:rFonts w:ascii="宋体" w:hAnsi="宋体" w:eastAsia="宋体"/>
+          <w:b/>
+          <w:sz w:val="32"/>
         </w:rPr>
-        <w:t>没收违法所得、非法财物清单</w:t>
+        <w:t>行政处罚决定书</w:t>
+      </w:r>
+    </w:p>
+    <w:p>
+      <w:r>
+        <w:rPr>
+          <w:rFonts w:ascii="宋体" w:hAnsi="宋体" w:eastAsia="宋体"/>
+        </w:rPr>
+        <w:t>X 公（ ）行罚决字〔 〕 号</w:t>
+      </w:r>
+    </w:p>
+    <w:p>
+      <w:r>
+        <w:rPr>
+          <w:rFonts w:ascii="宋体" w:hAnsi="宋体" w:eastAsia="宋体"/>
+        </w:rPr>
+        <w:t>决定书正文载明以下内容：</w:t>
+      </w:r>
+    </w:p>
+    <w:p>
+      <w:r>
+        <w:rPr>
+          <w:rFonts w:ascii="宋体" w:hAnsi="宋体" w:eastAsia="宋体"/>
+        </w:rPr>
+        <w:t>1．违法行为人的基本情况（姓名、性别、年龄、出生日期、身份证件</w:t>
+      </w:r>
+    </w:p>
+    <w:p>
+      <w:r>
+        <w:rPr>
+          <w:rFonts w:ascii="宋体" w:hAnsi="宋体" w:eastAsia="宋体"/>
+        </w:rPr>
+        <w:t>种类及号码、户籍所在地、现住址、工作单位、违法经历以及被处罚单位的名称、</w:t>
+      </w:r>
+    </w:p>
+    <w:p>
+      <w:r>
+        <w:rPr>
+          <w:rFonts w:ascii="宋体" w:hAnsi="宋体" w:eastAsia="宋体"/>
+        </w:rPr>
+        <w:t>地址和法定代表人）；</w:t>
+      </w:r>
+    </w:p>
+    <w:p>
+      <w:r>
+        <w:rPr>
+          <w:rFonts w:ascii="宋体" w:hAnsi="宋体" w:eastAsia="宋体"/>
+        </w:rPr>
+        <w:t>2．违法事实和证据以及从重、从轻等情节（证人不愿意暴露姓名的，</w:t>
+      </w:r>
+    </w:p>
+    <w:p>
+      <w:r>
+        <w:rPr>
+          <w:rFonts w:ascii="宋体" w:hAnsi="宋体" w:eastAsia="宋体"/>
+        </w:rPr>
+        <w:t>应当注意保密）；</w:t>
+      </w:r>
+    </w:p>
+    <w:p>
+      <w:r>
+        <w:rPr>
+          <w:rFonts w:ascii="宋体" w:hAnsi="宋体" w:eastAsia="宋体"/>
+        </w:rPr>
+        <w:t>3．法律依据；</w:t>
+      </w:r>
+    </w:p>
+    <w:p>
+      <w:r>
+        <w:rPr>
+          <w:rFonts w:ascii="宋体" w:hAnsi="宋体" w:eastAsia="宋体"/>
+        </w:rPr>
+        <w:t>4．处罚种类及幅度（包括对外国人适用或者附加适用限期出境）；</w:t>
+      </w:r>
+    </w:p>
+    <w:p>
+      <w:r>
+        <w:rPr>
+          <w:rFonts w:ascii="宋体" w:hAnsi="宋体" w:eastAsia="宋体"/>
+        </w:rPr>
+        <w:t>5．执行方式及期限（包括当场训诫、当场收缴罚款、到指定银行缴纳罚</w:t>
+      </w:r>
+    </w:p>
+    <w:p>
+      <w:r>
+        <w:rPr>
+          <w:rFonts w:ascii="宋体" w:hAnsi="宋体" w:eastAsia="宋体"/>
+        </w:rPr>
+        <w:t>款、送拘留所执行以及合并执行的情况，对罚款处罚，要注明逾期不缴纳罚款时</w:t>
+      </w:r>
+    </w:p>
+    <w:p>
+      <w:r>
+        <w:rPr>
+          <w:rFonts w:ascii="宋体" w:hAnsi="宋体" w:eastAsia="宋体"/>
+        </w:rPr>
+        <w:t>加处罚款的标准和上限）；</w:t>
+      </w:r>
+    </w:p>
+    <w:p>
+      <w:r>
+        <w:rPr>
+          <w:rFonts w:ascii="宋体" w:hAnsi="宋体" w:eastAsia="宋体"/>
+        </w:rPr>
+        <w:t>6．对涉案财物的处理情况及对被处罚人的其他处理情况；</w:t>
+      </w:r>
+    </w:p>
+    <w:p>
+      <w:r>
+        <w:rPr>
+          <w:rFonts w:ascii="宋体" w:hAnsi="宋体" w:eastAsia="宋体"/>
+        </w:rPr>
+        <w:t>7．不服本决定的救济途径；</w:t>
+      </w:r>
+    </w:p>
+    <w:p>
+      <w:r>
+        <w:rPr>
+          <w:rFonts w:ascii="宋体" w:hAnsi="宋体" w:eastAsia="宋体"/>
+        </w:rPr>
+        <w:t>8．附没收违法所得、非法财物清单及收缴/追缴物品清单。</w:t>
+      </w:r>
+    </w:p>
+    <w:p>
+      <w:r>
+        <w:rPr>
+          <w:rFonts w:ascii="宋体" w:hAnsi="宋体" w:eastAsia="宋体"/>
+        </w:rPr>
+        <w:t>公安机关名称、印章及决定日期</w:t>
+      </w:r>
+    </w:p>
+    <w:p>
+      <w:r>
+        <w:rPr>
+          <w:rFonts w:ascii="宋体" w:hAnsi="宋体" w:eastAsia="宋体"/>
+        </w:rPr>
+        <w:t>一式三份，被处罚人和执行单位各一份，一份附卷。治安案件有被侵害人的，</w:t>
+      </w:r>
+    </w:p>
+    <w:p>
+      <w:r>
+        <w:rPr>
+          <w:rFonts w:ascii="宋体" w:hAnsi="宋体" w:eastAsia="宋体"/>
+        </w:rPr>
+        <w:t>复印送达被侵害人。</w:t>
+      </w:r>
+    </w:p>
+    <w:p>
+      <w:r>
+        <w:rPr>
+          <w:rFonts w:ascii="宋体" w:hAnsi="宋体" w:eastAsia="宋体"/>
+        </w:rPr>
+        <w:t>— 52 —</w:t>
+      </w:r>
+    </w:p>
+    <w:p>
+      <w:r>
+        <w:rPr>
+          <w:rFonts w:ascii="宋体" w:hAnsi="宋体" w:eastAsia="宋体"/>
+        </w:rPr>
+        <w:t>（此处印制公安机关名称）</w:t>
       </w:r>
     </w:p>
     <w:p>
       <w:pPr>
-        <w:pStyle w:val="Normal"/>
-        <w:spacing w:lineRule="exact" w:line="440"/>
-        <w:rPr>
-          <w:rFonts w:ascii="方正小标宋简体;黑体" w:hAnsi="方正小标宋简体;黑体" w:eastAsia="方正小标宋简体;黑体" w:cs="宋体" w:hint="eastAsia"/>
-          <w:sz w:val="44"/>
-          <w:szCs w:val="44"/>
-        </w:rPr>
+        <w:jc w:val="center"/>
       </w:pPr>
       <w:r>
         <w:rPr>
-          <w:rFonts w:eastAsia="方正小标宋简体;黑体" w:cs="宋体" w:hint="eastAsia" w:ascii="方正小标宋简体;黑体" w:hAnsi="方正小标宋简体;黑体"/>
-          <w:sz w:val="44"/>
-          <w:szCs w:val="44"/>
+          <w:rFonts w:ascii="宋体" w:hAnsi="宋体" w:eastAsia="宋体"/>
+          <w:b/>
+          <w:sz w:val="32"/>
         </w:rPr>
+        <w:t>行政处罚决定书</w:t>
       </w:r>
     </w:p>
     <w:p>
-      <w:pPr>
-        <w:pStyle w:val="Normal"/>
-        <w:spacing w:lineRule="exact" w:line="440"/>
-        <w:rPr>
-          <w:rFonts w:hint="eastAsia"/>
-          <w:b/>
-          <w:color w:val="000000"/>
-          <w:szCs w:val="32"/>
-        </w:rPr>
-      </w:pPr>
       <w:r>
         <w:rPr>
-          <w:rFonts w:hint="eastAsia"/>
-          <w:b/>
-          <w:color w:val="000000"/>
-          <w:szCs w:val="32"/>
+          <w:rFonts w:ascii="宋体" w:hAnsi="宋体" w:eastAsia="宋体"/>
         </w:rPr>
-      </w:r>
-    </w:p>
-    <w:tbl>
-      <w:tblPr>
-        <w:tblW w:w="9039" w:type="dxa"/>
-        <w:jc w:val="start"/>
-        <w:tblInd w:w="0" w:type="dxa"/>
-        <w:tblLayout w:type="fixed"/>
-        <w:tblCellMar>
-          <w:top w:w="0" w:type="dxa"/>
-          <w:start w:w="108" w:type="dxa"/>
-          <w:bottom w:w="0" w:type="dxa"/>
-          <w:end w:w="108" w:type="dxa"/>
-        </w:tblCellMar>
-      </w:tblPr>
-      <w:tblGrid>
-        <w:gridCol w:w="1322"/>
-        <w:gridCol w:w="1621"/>
-        <w:gridCol w:w="656"/>
-        <w:gridCol w:w="1187"/>
-        <w:gridCol w:w="851"/>
-        <w:gridCol w:w="2409"/>
-        <w:gridCol w:w="993"/>
-      </w:tblGrid>
-      <w:tr>
-        <w:trPr>
-          <w:trHeight w:val="800" w:hRule="atLeast"/>
-        </w:trPr>
-        <w:tc>
-          <w:tcPr>
-            <w:tcW w:w="1322" w:type="dxa"/>
-            <w:tcBorders>
-              <w:top w:val="single" w:sz="2" w:space="0" w:color="000000"/>
-              <w:start w:val="single" w:sz="2" w:space="0" w:color="000000"/>
-              <w:bottom w:val="single" w:sz="4" w:space="0" w:color="000000"/>
-              <w:end w:val="single" w:sz="4" w:space="0" w:color="000000"/>
-            </w:tcBorders>
-            <w:vAlign w:val="center"/>
-          </w:tcPr>
-          <w:p>
-            <w:pPr>
-              <w:pStyle w:val="Normal"/>
-              <w:spacing w:lineRule="exact" w:line="440"/>
-              <w:jc w:val="center"/>
-              <w:rPr>
-                <w:rFonts w:ascii="宋体" w:hAnsi="宋体" w:cs="宋体" w:hint="eastAsia"/>
-                <w:color w:val="000000"/>
-                <w:szCs w:val="32"/>
-              </w:rPr>
-            </w:pPr>
-            <w:r>
-              <w:rPr>
-                <w:rFonts w:ascii="宋体" w:hAnsi="宋体" w:cs="宋体" w:hint="eastAsia"/>
-                <w:color w:val="000000"/>
-                <w:szCs w:val="32"/>
-              </w:rPr>
-              <w:t>编号</w:t>
-            </w:r>
-          </w:p>
-        </w:tc>
-        <w:tc>
-          <w:tcPr>
-            <w:tcW w:w="2277" w:type="dxa"/>
-            <w:gridSpan w:val="2"/>
-            <w:tcBorders>
-              <w:top w:val="single" w:sz="2" w:space="0" w:color="000000"/>
-              <w:start w:val="single" w:sz="4" w:space="0" w:color="000000"/>
-              <w:bottom w:val="single" w:sz="4" w:space="0" w:color="000000"/>
-              <w:end w:val="single" w:sz="4" w:space="0" w:color="000000"/>
-            </w:tcBorders>
-            <w:vAlign w:val="center"/>
-          </w:tcPr>
-          <w:p>
-            <w:pPr>
-              <w:pStyle w:val="Normal"/>
-              <w:spacing w:lineRule="exact" w:line="440"/>
-              <w:jc w:val="center"/>
-              <w:rPr>
-                <w:rFonts w:ascii="宋体" w:hAnsi="宋体" w:cs="宋体" w:hint="eastAsia"/>
-                <w:color w:val="000000"/>
-                <w:szCs w:val="32"/>
-              </w:rPr>
-            </w:pPr>
-            <w:r>
-              <w:rPr>
-                <w:rFonts w:ascii="宋体" w:hAnsi="宋体" w:cs="宋体" w:hint="eastAsia"/>
-                <w:color w:val="000000"/>
-                <w:szCs w:val="32"/>
-              </w:rPr>
-              <w:t>名称</w:t>
-            </w:r>
-          </w:p>
-        </w:tc>
-        <w:tc>
-          <w:tcPr>
-            <w:tcW w:w="1187" w:type="dxa"/>
-            <w:tcBorders>
-              <w:top w:val="single" w:sz="2" w:space="0" w:color="000000"/>
-              <w:start w:val="single" w:sz="4" w:space="0" w:color="000000"/>
-              <w:bottom w:val="single" w:sz="4" w:space="0" w:color="000000"/>
-              <w:end w:val="single" w:sz="4" w:space="0" w:color="000000"/>
-            </w:tcBorders>
-            <w:vAlign w:val="center"/>
-          </w:tcPr>
-          <w:p>
-            <w:pPr>
-              <w:pStyle w:val="Normal"/>
-              <w:spacing w:lineRule="exact" w:line="440"/>
-              <w:jc w:val="center"/>
-              <w:rPr>
-                <w:rFonts w:ascii="宋体" w:hAnsi="宋体" w:cs="宋体" w:hint="eastAsia"/>
-                <w:color w:val="000000"/>
-                <w:szCs w:val="32"/>
-              </w:rPr>
-            </w:pPr>
-            <w:r>
-              <w:rPr>
-                <w:rFonts w:ascii="宋体" w:hAnsi="宋体" w:cs="宋体" w:hint="eastAsia"/>
-                <w:color w:val="000000"/>
-                <w:szCs w:val="32"/>
-              </w:rPr>
-              <w:t>数量</w:t>
-            </w:r>
-          </w:p>
-        </w:tc>
-        <w:tc>
-          <w:tcPr>
-            <w:tcW w:w="3260" w:type="dxa"/>
-            <w:gridSpan w:val="2"/>
-            <w:tcBorders>
-              <w:top w:val="single" w:sz="2" w:space="0" w:color="000000"/>
-              <w:start w:val="single" w:sz="4" w:space="0" w:color="000000"/>
-              <w:bottom w:val="single" w:sz="4" w:space="0" w:color="000000"/>
-              <w:end w:val="single" w:sz="4" w:space="0" w:color="000000"/>
-            </w:tcBorders>
-            <w:vAlign w:val="center"/>
-          </w:tcPr>
-          <w:p>
-            <w:pPr>
-              <w:pStyle w:val="Normal"/>
-              <w:spacing w:lineRule="exact" w:line="440"/>
-              <w:jc w:val="center"/>
-              <w:rPr>
-                <w:rFonts w:ascii="宋体" w:hAnsi="宋体" w:cs="宋体" w:hint="eastAsia"/>
-                <w:color w:val="000000"/>
-                <w:szCs w:val="32"/>
-              </w:rPr>
-            </w:pPr>
-            <w:r>
-              <w:rPr>
-                <w:rFonts w:ascii="宋体" w:hAnsi="宋体" w:cs="宋体" w:hint="eastAsia"/>
-                <w:color w:val="000000"/>
-                <w:szCs w:val="32"/>
-              </w:rPr>
-              <w:t>特征</w:t>
-            </w:r>
-          </w:p>
-        </w:tc>
-        <w:tc>
-          <w:tcPr>
-            <w:tcW w:w="993" w:type="dxa"/>
-            <w:tcBorders>
-              <w:top w:val="single" w:sz="2" w:space="0" w:color="000000"/>
-              <w:start w:val="single" w:sz="4" w:space="0" w:color="000000"/>
-              <w:bottom w:val="single" w:sz="4" w:space="0" w:color="000000"/>
-              <w:end w:val="single" w:sz="2" w:space="0" w:color="000000"/>
-            </w:tcBorders>
-            <w:vAlign w:val="center"/>
-          </w:tcPr>
-          <w:p>
-            <w:pPr>
-              <w:pStyle w:val="Normal"/>
-              <w:spacing w:lineRule="exact" w:line="440"/>
-              <w:jc w:val="center"/>
-              <w:rPr>
-                <w:rFonts w:ascii="宋体" w:hAnsi="宋体" w:cs="宋体" w:hint="eastAsia"/>
-                <w:color w:val="000000"/>
-                <w:szCs w:val="32"/>
-              </w:rPr>
-            </w:pPr>
-            <w:r>
-              <w:rPr>
-                <w:rFonts w:ascii="宋体" w:hAnsi="宋体" w:cs="宋体" w:hint="eastAsia"/>
-                <w:color w:val="000000"/>
-                <w:szCs w:val="32"/>
-              </w:rPr>
-              <w:t>备注</w:t>
-            </w:r>
-          </w:p>
-        </w:tc>
-      </w:tr>
-      <w:tr>
-        <w:trPr>
-          <w:trHeight w:val="585" w:hRule="atLeast"/>
-        </w:trPr>
-        <w:tc>
-          <w:tcPr>
-            <w:tcW w:w="1322" w:type="dxa"/>
-            <w:tcBorders>
-              <w:top w:val="single" w:sz="4" w:space="0" w:color="000000"/>
-              <w:start w:val="single" w:sz="2" w:space="0" w:color="000000"/>
-              <w:bottom w:val="single" w:sz="4" w:space="0" w:color="000000"/>
-              <w:end w:val="single" w:sz="4" w:space="0" w:color="000000"/>
-            </w:tcBorders>
-          </w:tcPr>
-          <w:p>
-            <w:pPr>
-              <w:pStyle w:val="Normal"/>
-              <w:snapToGrid w:val="false"/>
-              <w:spacing w:lineRule="exact" w:line="440"/>
-              <w:rPr>
-                <w:rFonts w:ascii="宋体" w:hAnsi="宋体" w:cs="宋体" w:hint="eastAsia"/>
-                <w:color w:val="000000"/>
-                <w:sz w:val="24"/>
-                <w:szCs w:val="32"/>
-              </w:rPr>
-            </w:pPr>
-            <w:r>
-              <w:rPr>
-                <w:rFonts w:cs="宋体" w:hint="eastAsia" w:ascii="宋体" w:hAnsi="宋体"/>
-                <w:color w:val="000000"/>
-                <w:sz w:val="24"/>
-                <w:szCs w:val="32"/>
-              </w:rPr>
-            </w:r>
-          </w:p>
-        </w:tc>
-        <w:tc>
-          <w:tcPr>
-            <w:tcW w:w="2277" w:type="dxa"/>
-            <w:gridSpan w:val="2"/>
-            <w:tcBorders>
-              <w:top w:val="single" w:sz="4" w:space="0" w:color="000000"/>
-              <w:start w:val="single" w:sz="4" w:space="0" w:color="000000"/>
-              <w:bottom w:val="single" w:sz="4" w:space="0" w:color="000000"/>
-              <w:end w:val="single" w:sz="4" w:space="0" w:color="000000"/>
-            </w:tcBorders>
-          </w:tcPr>
-          <w:p>
-            <w:pPr>
-              <w:pStyle w:val="Normal"/>
-              <w:snapToGrid w:val="false"/>
-              <w:spacing w:lineRule="exact" w:line="440"/>
-              <w:rPr>
-                <w:rFonts w:ascii="宋体" w:hAnsi="宋体" w:cs="宋体" w:hint="eastAsia"/>
-                <w:color w:val="000000"/>
-                <w:sz w:val="24"/>
-              </w:rPr>
-            </w:pPr>
-            <w:r>
-              <w:rPr>
-                <w:rFonts w:cs="宋体" w:hint="eastAsia" w:ascii="宋体" w:hAnsi="宋体"/>
-                <w:color w:val="000000"/>
-                <w:sz w:val="24"/>
-              </w:rPr>
-            </w:r>
-          </w:p>
-        </w:tc>
-        <w:tc>
-          <w:tcPr>
-            <w:tcW w:w="1187" w:type="dxa"/>
-            <w:tcBorders>
-              <w:top w:val="single" w:sz="4" w:space="0" w:color="000000"/>
-              <w:start w:val="single" w:sz="4" w:space="0" w:color="000000"/>
-              <w:bottom w:val="single" w:sz="4" w:space="0" w:color="000000"/>
-              <w:end w:val="single" w:sz="4" w:space="0" w:color="000000"/>
-            </w:tcBorders>
-          </w:tcPr>
-          <w:p>
-            <w:pPr>
-              <w:pStyle w:val="Normal"/>
-              <w:snapToGrid w:val="false"/>
-              <w:spacing w:lineRule="exact" w:line="440"/>
-              <w:rPr>
-                <w:rFonts w:ascii="宋体" w:hAnsi="宋体" w:cs="宋体" w:hint="eastAsia"/>
-                <w:color w:val="000000"/>
-                <w:sz w:val="24"/>
-              </w:rPr>
-            </w:pPr>
-            <w:r>
-              <w:rPr>
-                <w:rFonts w:cs="宋体" w:hint="eastAsia" w:ascii="宋体" w:hAnsi="宋体"/>
-                <w:color w:val="000000"/>
-                <w:sz w:val="24"/>
-              </w:rPr>
-            </w:r>
-          </w:p>
-        </w:tc>
-        <w:tc>
-          <w:tcPr>
-            <w:tcW w:w="3260" w:type="dxa"/>
-            <w:gridSpan w:val="2"/>
-            <w:tcBorders>
-              <w:top w:val="single" w:sz="4" w:space="0" w:color="000000"/>
-              <w:start w:val="single" w:sz="4" w:space="0" w:color="000000"/>
-              <w:bottom w:val="single" w:sz="4" w:space="0" w:color="000000"/>
-              <w:end w:val="single" w:sz="4" w:space="0" w:color="000000"/>
-            </w:tcBorders>
-          </w:tcPr>
-          <w:p>
-            <w:pPr>
-              <w:pStyle w:val="Normal"/>
-              <w:snapToGrid w:val="false"/>
-              <w:spacing w:lineRule="exact" w:line="440"/>
-              <w:rPr>
-                <w:rFonts w:ascii="宋体" w:hAnsi="宋体" w:cs="宋体" w:hint="eastAsia"/>
-                <w:color w:val="000000"/>
-                <w:sz w:val="24"/>
-              </w:rPr>
-            </w:pPr>
-            <w:r>
-              <w:rPr>
-                <w:rFonts w:cs="宋体" w:hint="eastAsia" w:ascii="宋体" w:hAnsi="宋体"/>
-                <w:color w:val="000000"/>
-                <w:sz w:val="24"/>
-              </w:rPr>
-            </w:r>
-          </w:p>
-        </w:tc>
-        <w:tc>
-          <w:tcPr>
-            <w:tcW w:w="993" w:type="dxa"/>
-            <w:tcBorders>
-              <w:top w:val="single" w:sz="4" w:space="0" w:color="000000"/>
-              <w:start w:val="single" w:sz="4" w:space="0" w:color="000000"/>
-              <w:bottom w:val="single" w:sz="4" w:space="0" w:color="000000"/>
-              <w:end w:val="single" w:sz="2" w:space="0" w:color="000000"/>
-            </w:tcBorders>
-          </w:tcPr>
-          <w:p>
-            <w:pPr>
-              <w:pStyle w:val="Normal"/>
-              <w:snapToGrid w:val="false"/>
-              <w:spacing w:lineRule="exact" w:line="440"/>
-              <w:rPr>
-                <w:rFonts w:ascii="宋体" w:hAnsi="宋体" w:cs="宋体" w:hint="eastAsia"/>
-                <w:color w:val="000000"/>
-                <w:sz w:val="24"/>
-              </w:rPr>
-            </w:pPr>
-            <w:r>
-              <w:rPr>
-                <w:rFonts w:cs="宋体" w:hint="eastAsia" w:ascii="宋体" w:hAnsi="宋体"/>
-                <w:color w:val="000000"/>
-                <w:sz w:val="24"/>
-              </w:rPr>
-            </w:r>
-          </w:p>
-        </w:tc>
-      </w:tr>
-      <w:tr>
-        <w:trPr>
-          <w:trHeight w:val="585" w:hRule="atLeast"/>
-        </w:trPr>
-        <w:tc>
-          <w:tcPr>
-            <w:tcW w:w="1322" w:type="dxa"/>
-            <w:tcBorders>
-              <w:top w:val="single" w:sz="4" w:space="0" w:color="000000"/>
-              <w:start w:val="single" w:sz="2" w:space="0" w:color="000000"/>
-              <w:bottom w:val="single" w:sz="4" w:space="0" w:color="000000"/>
-              <w:end w:val="single" w:sz="4" w:space="0" w:color="000000"/>
-            </w:tcBorders>
-          </w:tcPr>
-          <w:p>
-            <w:pPr>
-              <w:pStyle w:val="Normal"/>
-              <w:snapToGrid w:val="false"/>
-              <w:spacing w:lineRule="exact" w:line="440"/>
-              <w:rPr>
-                <w:rFonts w:ascii="宋体" w:hAnsi="宋体" w:cs="宋体" w:hint="eastAsia"/>
-                <w:color w:val="000000"/>
-                <w:sz w:val="24"/>
-              </w:rPr>
-            </w:pPr>
-            <w:r>
-              <w:rPr>
-                <w:rFonts w:cs="宋体" w:hint="eastAsia" w:ascii="宋体" w:hAnsi="宋体"/>
-                <w:color w:val="000000"/>
-                <w:sz w:val="24"/>
-              </w:rPr>
-            </w:r>
-          </w:p>
-        </w:tc>
-        <w:tc>
-          <w:tcPr>
-            <w:tcW w:w="2277" w:type="dxa"/>
-            <w:gridSpan w:val="2"/>
-            <w:tcBorders>
-              <w:top w:val="single" w:sz="4" w:space="0" w:color="000000"/>
-              <w:start w:val="single" w:sz="4" w:space="0" w:color="000000"/>
-              <w:bottom w:val="single" w:sz="4" w:space="0" w:color="000000"/>
-              <w:end w:val="single" w:sz="4" w:space="0" w:color="000000"/>
-            </w:tcBorders>
-          </w:tcPr>
-          <w:p>
-            <w:pPr>
-              <w:pStyle w:val="Normal"/>
-              <w:snapToGrid w:val="false"/>
-              <w:spacing w:lineRule="exact" w:line="440"/>
-              <w:rPr>
-                <w:rFonts w:ascii="宋体" w:hAnsi="宋体" w:cs="宋体" w:hint="eastAsia"/>
-                <w:color w:val="000000"/>
-                <w:sz w:val="24"/>
-              </w:rPr>
-            </w:pPr>
-            <w:r>
-              <w:rPr>
-                <w:rFonts w:cs="宋体" w:hint="eastAsia" w:ascii="宋体" w:hAnsi="宋体"/>
-                <w:color w:val="000000"/>
-                <w:sz w:val="24"/>
-              </w:rPr>
-            </w:r>
-          </w:p>
-        </w:tc>
-        <w:tc>
-          <w:tcPr>
-            <w:tcW w:w="1187" w:type="dxa"/>
-            <w:tcBorders>
-              <w:top w:val="single" w:sz="4" w:space="0" w:color="000000"/>
-              <w:start w:val="single" w:sz="4" w:space="0" w:color="000000"/>
-              <w:bottom w:val="single" w:sz="4" w:space="0" w:color="000000"/>
-              <w:end w:val="single" w:sz="4" w:space="0" w:color="000000"/>
-            </w:tcBorders>
-          </w:tcPr>
-          <w:p>
-            <w:pPr>
-              <w:pStyle w:val="Normal"/>
-              <w:snapToGrid w:val="false"/>
-              <w:spacing w:lineRule="exact" w:line="440"/>
-              <w:rPr>
-                <w:rFonts w:ascii="宋体" w:hAnsi="宋体" w:cs="宋体" w:hint="eastAsia"/>
-                <w:color w:val="000000"/>
-                <w:sz w:val="24"/>
-              </w:rPr>
-            </w:pPr>
-            <w:r>
-              <w:rPr>
-                <w:rFonts w:cs="宋体" w:hint="eastAsia" w:ascii="宋体" w:hAnsi="宋体"/>
-                <w:color w:val="000000"/>
-                <w:sz w:val="24"/>
-              </w:rPr>
-            </w:r>
-          </w:p>
-        </w:tc>
-        <w:tc>
-          <w:tcPr>
-            <w:tcW w:w="3260" w:type="dxa"/>
-            <w:gridSpan w:val="2"/>
-            <w:tcBorders>
-              <w:top w:val="single" w:sz="4" w:space="0" w:color="000000"/>
-              <w:start w:val="single" w:sz="4" w:space="0" w:color="000000"/>
-              <w:bottom w:val="single" w:sz="4" w:space="0" w:color="000000"/>
-              <w:end w:val="single" w:sz="4" w:space="0" w:color="000000"/>
-            </w:tcBorders>
-          </w:tcPr>
-          <w:p>
-            <w:pPr>
-              <w:pStyle w:val="Normal"/>
-              <w:snapToGrid w:val="false"/>
-              <w:spacing w:lineRule="exact" w:line="440"/>
-              <w:rPr>
-                <w:rFonts w:ascii="宋体" w:hAnsi="宋体" w:cs="宋体" w:hint="eastAsia"/>
-                <w:color w:val="000000"/>
-                <w:sz w:val="24"/>
-              </w:rPr>
-            </w:pPr>
-            <w:r>
-              <w:rPr>
-                <w:rFonts w:cs="宋体" w:hint="eastAsia" w:ascii="宋体" w:hAnsi="宋体"/>
-                <w:color w:val="000000"/>
-                <w:sz w:val="24"/>
-              </w:rPr>
-            </w:r>
-          </w:p>
-        </w:tc>
-        <w:tc>
-          <w:tcPr>
-            <w:tcW w:w="993" w:type="dxa"/>
-            <w:tcBorders>
-              <w:top w:val="single" w:sz="4" w:space="0" w:color="000000"/>
-              <w:start w:val="single" w:sz="4" w:space="0" w:color="000000"/>
-              <w:bottom w:val="single" w:sz="4" w:space="0" w:color="000000"/>
-              <w:end w:val="single" w:sz="2" w:space="0" w:color="000000"/>
-            </w:tcBorders>
-          </w:tcPr>
-          <w:p>
-            <w:pPr>
-              <w:pStyle w:val="Normal"/>
-              <w:snapToGrid w:val="false"/>
-              <w:spacing w:lineRule="exact" w:line="440"/>
-              <w:rPr>
-                <w:rFonts w:ascii="宋体" w:hAnsi="宋体" w:cs="宋体" w:hint="eastAsia"/>
-                <w:color w:val="000000"/>
-                <w:sz w:val="24"/>
-              </w:rPr>
-            </w:pPr>
-            <w:r>
-              <w:rPr>
-                <w:rFonts w:cs="宋体" w:hint="eastAsia" w:ascii="宋体" w:hAnsi="宋体"/>
-                <w:color w:val="000000"/>
-                <w:sz w:val="24"/>
-              </w:rPr>
-            </w:r>
-          </w:p>
-        </w:tc>
-      </w:tr>
-      <w:tr>
-        <w:trPr>
-          <w:trHeight w:val="585" w:hRule="atLeast"/>
-        </w:trPr>
-        <w:tc>
-          <w:tcPr>
-            <w:tcW w:w="1322" w:type="dxa"/>
-            <w:tcBorders>
-              <w:top w:val="single" w:sz="4" w:space="0" w:color="000000"/>
-              <w:start w:val="single" w:sz="2" w:space="0" w:color="000000"/>
-              <w:bottom w:val="single" w:sz="4" w:space="0" w:color="000000"/>
-              <w:end w:val="single" w:sz="4" w:space="0" w:color="000000"/>
-            </w:tcBorders>
-          </w:tcPr>
-          <w:p>
-            <w:pPr>
-              <w:pStyle w:val="Normal"/>
-              <w:snapToGrid w:val="false"/>
-              <w:spacing w:lineRule="exact" w:line="440"/>
-              <w:rPr>
-                <w:rFonts w:ascii="宋体" w:hAnsi="宋体" w:cs="宋体" w:hint="eastAsia"/>
-                <w:color w:val="000000"/>
-                <w:sz w:val="24"/>
-              </w:rPr>
-            </w:pPr>
-            <w:r>
-              <w:rPr>
-                <w:rFonts w:cs="宋体" w:hint="eastAsia" w:ascii="宋体" w:hAnsi="宋体"/>
-                <w:color w:val="000000"/>
-                <w:sz w:val="24"/>
-              </w:rPr>
-            </w:r>
-          </w:p>
-        </w:tc>
-        <w:tc>
-          <w:tcPr>
-            <w:tcW w:w="2277" w:type="dxa"/>
-            <w:gridSpan w:val="2"/>
-            <w:tcBorders>
-              <w:top w:val="single" w:sz="4" w:space="0" w:color="000000"/>
-              <w:start w:val="single" w:sz="4" w:space="0" w:color="000000"/>
-              <w:bottom w:val="single" w:sz="4" w:space="0" w:color="000000"/>
-              <w:end w:val="single" w:sz="4" w:space="0" w:color="000000"/>
-            </w:tcBorders>
-          </w:tcPr>
-          <w:p>
-            <w:pPr>
-              <w:pStyle w:val="Normal"/>
-              <w:snapToGrid w:val="false"/>
-              <w:spacing w:lineRule="exact" w:line="440"/>
-              <w:rPr>
-                <w:rFonts w:ascii="宋体" w:hAnsi="宋体" w:cs="宋体" w:hint="eastAsia"/>
-                <w:color w:val="000000"/>
-                <w:sz w:val="24"/>
-              </w:rPr>
-            </w:pPr>
-            <w:r>
-              <w:rPr>
-                <w:rFonts w:cs="宋体" w:hint="eastAsia" w:ascii="宋体" w:hAnsi="宋体"/>
-                <w:color w:val="000000"/>
-                <w:sz w:val="24"/>
-              </w:rPr>
-            </w:r>
-          </w:p>
-        </w:tc>
-        <w:tc>
-          <w:tcPr>
-            <w:tcW w:w="1187" w:type="dxa"/>
-            <w:tcBorders>
-              <w:top w:val="single" w:sz="4" w:space="0" w:color="000000"/>
-              <w:start w:val="single" w:sz="4" w:space="0" w:color="000000"/>
-              <w:bottom w:val="single" w:sz="4" w:space="0" w:color="000000"/>
-              <w:end w:val="single" w:sz="4" w:space="0" w:color="000000"/>
-            </w:tcBorders>
-          </w:tcPr>
-          <w:p>
-            <w:pPr>
-              <w:pStyle w:val="Normal"/>
-              <w:snapToGrid w:val="false"/>
-              <w:spacing w:lineRule="exact" w:line="440"/>
-              <w:rPr>
-                <w:rFonts w:ascii="宋体" w:hAnsi="宋体" w:cs="宋体" w:hint="eastAsia"/>
-                <w:color w:val="000000"/>
-                <w:sz w:val="24"/>
-              </w:rPr>
-            </w:pPr>
-            <w:r>
-              <w:rPr>
-                <w:rFonts w:cs="宋体" w:hint="eastAsia" w:ascii="宋体" w:hAnsi="宋体"/>
-                <w:color w:val="000000"/>
-                <w:sz w:val="24"/>
-              </w:rPr>
-            </w:r>
-          </w:p>
-        </w:tc>
-        <w:tc>
-          <w:tcPr>
-            <w:tcW w:w="3260" w:type="dxa"/>
-            <w:gridSpan w:val="2"/>
-            <w:tcBorders>
-              <w:top w:val="single" w:sz="4" w:space="0" w:color="000000"/>
-              <w:start w:val="single" w:sz="4" w:space="0" w:color="000000"/>
-              <w:bottom w:val="single" w:sz="4" w:space="0" w:color="000000"/>
-              <w:end w:val="single" w:sz="4" w:space="0" w:color="000000"/>
-            </w:tcBorders>
-          </w:tcPr>
-          <w:p>
-            <w:pPr>
-              <w:pStyle w:val="Normal"/>
-              <w:snapToGrid w:val="false"/>
-              <w:spacing w:lineRule="exact" w:line="440"/>
-              <w:rPr>
-                <w:rFonts w:ascii="宋体" w:hAnsi="宋体" w:cs="宋体" w:hint="eastAsia"/>
-                <w:color w:val="000000"/>
-                <w:sz w:val="24"/>
-              </w:rPr>
-            </w:pPr>
-            <w:r>
-              <w:rPr>
-                <w:rFonts w:cs="宋体" w:hint="eastAsia" w:ascii="宋体" w:hAnsi="宋体"/>
-                <w:color w:val="000000"/>
-                <w:sz w:val="24"/>
-              </w:rPr>
-            </w:r>
-          </w:p>
-        </w:tc>
-        <w:tc>
-          <w:tcPr>
-            <w:tcW w:w="993" w:type="dxa"/>
-            <w:tcBorders>
-              <w:top w:val="single" w:sz="4" w:space="0" w:color="000000"/>
-              <w:start w:val="single" w:sz="4" w:space="0" w:color="000000"/>
-              <w:bottom w:val="single" w:sz="4" w:space="0" w:color="000000"/>
-              <w:end w:val="single" w:sz="2" w:space="0" w:color="000000"/>
-            </w:tcBorders>
-          </w:tcPr>
-          <w:p>
-            <w:pPr>
-              <w:pStyle w:val="Normal"/>
-              <w:snapToGrid w:val="false"/>
-              <w:spacing w:lineRule="exact" w:line="440"/>
-              <w:rPr>
-                <w:rFonts w:ascii="宋体" w:hAnsi="宋体" w:cs="宋体" w:hint="eastAsia"/>
-                <w:color w:val="000000"/>
-                <w:sz w:val="24"/>
-              </w:rPr>
-            </w:pPr>
-            <w:r>
-              <w:rPr>
-                <w:rFonts w:cs="宋体" w:hint="eastAsia" w:ascii="宋体" w:hAnsi="宋体"/>
-                <w:color w:val="000000"/>
-                <w:sz w:val="24"/>
-              </w:rPr>
-            </w:r>
-          </w:p>
-        </w:tc>
-      </w:tr>
-      <w:tr>
-        <w:trPr>
-          <w:trHeight w:val="585" w:hRule="atLeast"/>
-        </w:trPr>
-        <w:tc>
-          <w:tcPr>
-            <w:tcW w:w="1322" w:type="dxa"/>
-            <w:tcBorders>
-              <w:top w:val="single" w:sz="4" w:space="0" w:color="000000"/>
-              <w:start w:val="single" w:sz="2" w:space="0" w:color="000000"/>
-              <w:bottom w:val="single" w:sz="4" w:space="0" w:color="000000"/>
-              <w:end w:val="single" w:sz="4" w:space="0" w:color="000000"/>
-            </w:tcBorders>
-          </w:tcPr>
-          <w:p>
-            <w:pPr>
-              <w:pStyle w:val="Normal"/>
-              <w:snapToGrid w:val="false"/>
-              <w:spacing w:lineRule="exact" w:line="440"/>
-              <w:rPr>
-                <w:rFonts w:ascii="宋体" w:hAnsi="宋体" w:cs="宋体" w:hint="eastAsia"/>
-                <w:color w:val="000000"/>
-                <w:sz w:val="24"/>
-              </w:rPr>
-            </w:pPr>
-            <w:r>
-              <w:rPr>
-                <w:rFonts w:cs="宋体" w:hint="eastAsia" w:ascii="宋体" w:hAnsi="宋体"/>
-                <w:color w:val="000000"/>
-                <w:sz w:val="24"/>
-              </w:rPr>
-            </w:r>
-          </w:p>
-        </w:tc>
-        <w:tc>
-          <w:tcPr>
-            <w:tcW w:w="2277" w:type="dxa"/>
-            <w:gridSpan w:val="2"/>
-            <w:tcBorders>
-              <w:top w:val="single" w:sz="4" w:space="0" w:color="000000"/>
-              <w:start w:val="single" w:sz="4" w:space="0" w:color="000000"/>
-              <w:bottom w:val="single" w:sz="4" w:space="0" w:color="000000"/>
-              <w:end w:val="single" w:sz="4" w:space="0" w:color="000000"/>
-            </w:tcBorders>
-          </w:tcPr>
-          <w:p>
-            <w:pPr>
-              <w:pStyle w:val="Normal"/>
-              <w:snapToGrid w:val="false"/>
-              <w:spacing w:lineRule="exact" w:line="440"/>
-              <w:rPr>
-                <w:rFonts w:ascii="宋体" w:hAnsi="宋体" w:cs="宋体" w:hint="eastAsia"/>
-                <w:color w:val="000000"/>
-                <w:sz w:val="24"/>
-              </w:rPr>
-            </w:pPr>
-            <w:r>
-              <w:rPr>
-                <w:rFonts w:cs="宋体" w:hint="eastAsia" w:ascii="宋体" w:hAnsi="宋体"/>
-                <w:color w:val="000000"/>
-                <w:sz w:val="24"/>
-              </w:rPr>
-            </w:r>
-          </w:p>
-        </w:tc>
-        <w:tc>
-          <w:tcPr>
-            <w:tcW w:w="1187" w:type="dxa"/>
-            <w:tcBorders>
-              <w:top w:val="single" w:sz="4" w:space="0" w:color="000000"/>
-              <w:start w:val="single" w:sz="4" w:space="0" w:color="000000"/>
-              <w:bottom w:val="single" w:sz="4" w:space="0" w:color="000000"/>
-              <w:end w:val="single" w:sz="4" w:space="0" w:color="000000"/>
-            </w:tcBorders>
-          </w:tcPr>
-          <w:p>
-            <w:pPr>
-              <w:pStyle w:val="Normal"/>
-              <w:snapToGrid w:val="false"/>
-              <w:spacing w:lineRule="exact" w:line="440"/>
-              <w:rPr>
-                <w:rFonts w:ascii="宋体" w:hAnsi="宋体" w:cs="宋体" w:hint="eastAsia"/>
-                <w:color w:val="000000"/>
-                <w:sz w:val="24"/>
-              </w:rPr>
-            </w:pPr>
-            <w:r>
-              <w:rPr>
-                <w:rFonts w:cs="宋体" w:hint="eastAsia" w:ascii="宋体" w:hAnsi="宋体"/>
-                <w:color w:val="000000"/>
-                <w:sz w:val="24"/>
-              </w:rPr>
-            </w:r>
-          </w:p>
-        </w:tc>
-        <w:tc>
-          <w:tcPr>
-            <w:tcW w:w="3260" w:type="dxa"/>
-            <w:gridSpan w:val="2"/>
-            <w:tcBorders>
-              <w:top w:val="single" w:sz="4" w:space="0" w:color="000000"/>
-              <w:start w:val="single" w:sz="4" w:space="0" w:color="000000"/>
-              <w:bottom w:val="single" w:sz="4" w:space="0" w:color="000000"/>
-              <w:end w:val="single" w:sz="4" w:space="0" w:color="000000"/>
-            </w:tcBorders>
-          </w:tcPr>
-          <w:p>
-            <w:pPr>
-              <w:pStyle w:val="Normal"/>
-              <w:snapToGrid w:val="false"/>
-              <w:spacing w:lineRule="exact" w:line="440"/>
-              <w:rPr>
-                <w:rFonts w:ascii="宋体" w:hAnsi="宋体" w:cs="宋体" w:hint="eastAsia"/>
-                <w:color w:val="000000"/>
-                <w:sz w:val="24"/>
-              </w:rPr>
-            </w:pPr>
-            <w:r>
-              <w:rPr>
-                <w:rFonts w:cs="宋体" w:hint="eastAsia" w:ascii="宋体" w:hAnsi="宋体"/>
-                <w:color w:val="000000"/>
-                <w:sz w:val="24"/>
-              </w:rPr>
-            </w:r>
-          </w:p>
-        </w:tc>
-        <w:tc>
-          <w:tcPr>
-            <w:tcW w:w="993" w:type="dxa"/>
-            <w:tcBorders>
-              <w:top w:val="single" w:sz="4" w:space="0" w:color="000000"/>
-              <w:start w:val="single" w:sz="4" w:space="0" w:color="000000"/>
-              <w:bottom w:val="single" w:sz="4" w:space="0" w:color="000000"/>
-              <w:end w:val="single" w:sz="2" w:space="0" w:color="000000"/>
-            </w:tcBorders>
-          </w:tcPr>
-          <w:p>
-            <w:pPr>
-              <w:pStyle w:val="Normal"/>
-              <w:snapToGrid w:val="false"/>
-              <w:spacing w:lineRule="exact" w:line="440"/>
-              <w:rPr>
-                <w:rFonts w:ascii="宋体" w:hAnsi="宋体" w:cs="宋体" w:hint="eastAsia"/>
-                <w:color w:val="000000"/>
-                <w:sz w:val="24"/>
-              </w:rPr>
-            </w:pPr>
-            <w:r>
-              <w:rPr>
-                <w:rFonts w:cs="宋体" w:hint="eastAsia" w:ascii="宋体" w:hAnsi="宋体"/>
-                <w:color w:val="000000"/>
-                <w:sz w:val="24"/>
-              </w:rPr>
-            </w:r>
-          </w:p>
-        </w:tc>
-      </w:tr>
-      <w:tr>
-        <w:trPr>
-          <w:trHeight w:val="585" w:hRule="atLeast"/>
-        </w:trPr>
-        <w:tc>
-          <w:tcPr>
-            <w:tcW w:w="1322" w:type="dxa"/>
-            <w:tcBorders>
-              <w:top w:val="single" w:sz="4" w:space="0" w:color="000000"/>
-              <w:start w:val="single" w:sz="2" w:space="0" w:color="000000"/>
-              <w:bottom w:val="single" w:sz="4" w:space="0" w:color="000000"/>
-              <w:end w:val="single" w:sz="4" w:space="0" w:color="000000"/>
-            </w:tcBorders>
-          </w:tcPr>
-          <w:p>
-            <w:pPr>
-              <w:pStyle w:val="Normal"/>
-              <w:snapToGrid w:val="false"/>
-              <w:spacing w:lineRule="exact" w:line="440"/>
-              <w:rPr>
-                <w:rFonts w:ascii="宋体" w:hAnsi="宋体" w:cs="宋体" w:hint="eastAsia"/>
-                <w:color w:val="000000"/>
-                <w:sz w:val="24"/>
-              </w:rPr>
-            </w:pPr>
-            <w:r>
-              <w:rPr>
-                <w:rFonts w:cs="宋体" w:hint="eastAsia" w:ascii="宋体" w:hAnsi="宋体"/>
-                <w:color w:val="000000"/>
-                <w:sz w:val="24"/>
-              </w:rPr>
-            </w:r>
-          </w:p>
-        </w:tc>
-        <w:tc>
-          <w:tcPr>
-            <w:tcW w:w="2277" w:type="dxa"/>
-            <w:gridSpan w:val="2"/>
-            <w:tcBorders>
-              <w:top w:val="single" w:sz="4" w:space="0" w:color="000000"/>
-              <w:start w:val="single" w:sz="4" w:space="0" w:color="000000"/>
-              <w:bottom w:val="single" w:sz="4" w:space="0" w:color="000000"/>
-              <w:end w:val="single" w:sz="4" w:space="0" w:color="000000"/>
-            </w:tcBorders>
-          </w:tcPr>
-          <w:p>
-            <w:pPr>
-              <w:pStyle w:val="Normal"/>
-              <w:snapToGrid w:val="false"/>
-              <w:spacing w:lineRule="exact" w:line="440"/>
-              <w:rPr>
-                <w:rFonts w:ascii="宋体" w:hAnsi="宋体" w:cs="宋体" w:hint="eastAsia"/>
-                <w:color w:val="000000"/>
-                <w:sz w:val="24"/>
-              </w:rPr>
-            </w:pPr>
-            <w:r>
-              <w:rPr>
-                <w:rFonts w:cs="宋体" w:hint="eastAsia" w:ascii="宋体" w:hAnsi="宋体"/>
-                <w:color w:val="000000"/>
-                <w:sz w:val="24"/>
-              </w:rPr>
-            </w:r>
-          </w:p>
-        </w:tc>
-        <w:tc>
-          <w:tcPr>
-            <w:tcW w:w="1187" w:type="dxa"/>
-            <w:tcBorders>
-              <w:top w:val="single" w:sz="4" w:space="0" w:color="000000"/>
-              <w:start w:val="single" w:sz="4" w:space="0" w:color="000000"/>
-              <w:bottom w:val="single" w:sz="4" w:space="0" w:color="000000"/>
-              <w:end w:val="single" w:sz="4" w:space="0" w:color="000000"/>
-            </w:tcBorders>
-          </w:tcPr>
-          <w:p>
-            <w:pPr>
-              <w:pStyle w:val="Normal"/>
-              <w:snapToGrid w:val="false"/>
-              <w:spacing w:lineRule="exact" w:line="440"/>
-              <w:rPr>
-                <w:rFonts w:ascii="宋体" w:hAnsi="宋体" w:cs="宋体" w:hint="eastAsia"/>
-                <w:color w:val="000000"/>
-                <w:sz w:val="24"/>
-              </w:rPr>
-            </w:pPr>
-            <w:r>
-              <w:rPr>
-                <w:rFonts w:cs="宋体" w:hint="eastAsia" w:ascii="宋体" w:hAnsi="宋体"/>
-                <w:color w:val="000000"/>
-                <w:sz w:val="24"/>
-              </w:rPr>
-            </w:r>
-          </w:p>
-        </w:tc>
-        <w:tc>
-          <w:tcPr>
-            <w:tcW w:w="3260" w:type="dxa"/>
-            <w:gridSpan w:val="2"/>
-            <w:tcBorders>
-              <w:top w:val="single" w:sz="4" w:space="0" w:color="000000"/>
-              <w:start w:val="single" w:sz="4" w:space="0" w:color="000000"/>
-              <w:bottom w:val="single" w:sz="4" w:space="0" w:color="000000"/>
-              <w:end w:val="single" w:sz="4" w:space="0" w:color="000000"/>
-            </w:tcBorders>
-          </w:tcPr>
-          <w:p>
-            <w:pPr>
-              <w:pStyle w:val="Normal"/>
-              <w:snapToGrid w:val="false"/>
-              <w:spacing w:lineRule="exact" w:line="440"/>
-              <w:rPr>
-                <w:rFonts w:ascii="宋体" w:hAnsi="宋体" w:cs="宋体" w:hint="eastAsia"/>
-                <w:color w:val="000000"/>
-                <w:sz w:val="24"/>
-              </w:rPr>
-            </w:pPr>
-            <w:r>
-              <w:rPr>
-                <w:rFonts w:cs="宋体" w:hint="eastAsia" w:ascii="宋体" w:hAnsi="宋体"/>
-                <w:color w:val="000000"/>
-                <w:sz w:val="24"/>
-              </w:rPr>
-            </w:r>
-          </w:p>
-        </w:tc>
-        <w:tc>
-          <w:tcPr>
-            <w:tcW w:w="993" w:type="dxa"/>
-            <w:tcBorders>
-              <w:top w:val="single" w:sz="4" w:space="0" w:color="000000"/>
-              <w:start w:val="single" w:sz="4" w:space="0" w:color="000000"/>
-              <w:bottom w:val="single" w:sz="4" w:space="0" w:color="000000"/>
-              <w:end w:val="single" w:sz="2" w:space="0" w:color="000000"/>
-            </w:tcBorders>
-          </w:tcPr>
-          <w:p>
-            <w:pPr>
-              <w:pStyle w:val="Normal"/>
-              <w:snapToGrid w:val="false"/>
-              <w:spacing w:lineRule="exact" w:line="440"/>
-              <w:rPr>
-                <w:rFonts w:ascii="宋体" w:hAnsi="宋体" w:cs="宋体" w:hint="eastAsia"/>
-                <w:color w:val="000000"/>
-                <w:sz w:val="24"/>
-              </w:rPr>
-            </w:pPr>
-            <w:r>
-              <w:rPr>
-                <w:rFonts w:cs="宋体" w:hint="eastAsia" w:ascii="宋体" w:hAnsi="宋体"/>
-                <w:color w:val="000000"/>
-                <w:sz w:val="24"/>
-              </w:rPr>
-            </w:r>
-          </w:p>
-        </w:tc>
-      </w:tr>
-      <w:tr>
-        <w:trPr>
-          <w:trHeight w:val="585" w:hRule="atLeast"/>
-        </w:trPr>
-        <w:tc>
-          <w:tcPr>
-            <w:tcW w:w="1322" w:type="dxa"/>
-            <w:tcBorders>
-              <w:top w:val="single" w:sz="4" w:space="0" w:color="000000"/>
-              <w:start w:val="single" w:sz="2" w:space="0" w:color="000000"/>
-              <w:bottom w:val="single" w:sz="4" w:space="0" w:color="000000"/>
-              <w:end w:val="single" w:sz="4" w:space="0" w:color="000000"/>
-            </w:tcBorders>
-          </w:tcPr>
-          <w:p>
-            <w:pPr>
-              <w:pStyle w:val="Normal"/>
-              <w:snapToGrid w:val="false"/>
-              <w:spacing w:lineRule="exact" w:line="440"/>
-              <w:rPr>
-                <w:rFonts w:ascii="宋体" w:hAnsi="宋体" w:cs="宋体" w:hint="eastAsia"/>
-                <w:color w:val="000000"/>
-                <w:sz w:val="24"/>
-              </w:rPr>
-            </w:pPr>
-            <w:r>
-              <w:rPr>
-                <w:rFonts w:cs="宋体" w:hint="eastAsia" w:ascii="宋体" w:hAnsi="宋体"/>
-                <w:color w:val="000000"/>
-                <w:sz w:val="24"/>
-              </w:rPr>
-            </w:r>
-          </w:p>
-        </w:tc>
-        <w:tc>
-          <w:tcPr>
-            <w:tcW w:w="2277" w:type="dxa"/>
-            <w:gridSpan w:val="2"/>
-            <w:tcBorders>
-              <w:top w:val="single" w:sz="4" w:space="0" w:color="000000"/>
-              <w:start w:val="single" w:sz="4" w:space="0" w:color="000000"/>
-              <w:bottom w:val="single" w:sz="4" w:space="0" w:color="000000"/>
-              <w:end w:val="single" w:sz="4" w:space="0" w:color="000000"/>
-            </w:tcBorders>
-          </w:tcPr>
-          <w:p>
-            <w:pPr>
-              <w:pStyle w:val="Normal"/>
-              <w:snapToGrid w:val="false"/>
-              <w:spacing w:lineRule="exact" w:line="440"/>
-              <w:rPr>
-                <w:rFonts w:ascii="宋体" w:hAnsi="宋体" w:cs="宋体" w:hint="eastAsia"/>
-                <w:color w:val="000000"/>
-                <w:sz w:val="24"/>
-              </w:rPr>
-            </w:pPr>
-            <w:r>
-              <w:rPr>
-                <w:rFonts w:cs="宋体" w:hint="eastAsia" w:ascii="宋体" w:hAnsi="宋体"/>
-                <w:color w:val="000000"/>
-                <w:sz w:val="24"/>
-              </w:rPr>
-            </w:r>
-          </w:p>
-        </w:tc>
-        <w:tc>
-          <w:tcPr>
-            <w:tcW w:w="1187" w:type="dxa"/>
-            <w:tcBorders>
-              <w:top w:val="single" w:sz="4" w:space="0" w:color="000000"/>
-              <w:start w:val="single" w:sz="4" w:space="0" w:color="000000"/>
-              <w:bottom w:val="single" w:sz="4" w:space="0" w:color="000000"/>
-              <w:end w:val="single" w:sz="4" w:space="0" w:color="000000"/>
-            </w:tcBorders>
-          </w:tcPr>
-          <w:p>
-            <w:pPr>
-              <w:pStyle w:val="Normal"/>
-              <w:snapToGrid w:val="false"/>
-              <w:spacing w:lineRule="exact" w:line="440"/>
-              <w:rPr>
-                <w:rFonts w:ascii="宋体" w:hAnsi="宋体" w:cs="宋体" w:hint="eastAsia"/>
-                <w:color w:val="000000"/>
-                <w:sz w:val="24"/>
-              </w:rPr>
-            </w:pPr>
-            <w:r>
-              <w:rPr>
-                <w:rFonts w:cs="宋体" w:hint="eastAsia" w:ascii="宋体" w:hAnsi="宋体"/>
-                <w:color w:val="000000"/>
-                <w:sz w:val="24"/>
-              </w:rPr>
-            </w:r>
-          </w:p>
-        </w:tc>
-        <w:tc>
-          <w:tcPr>
-            <w:tcW w:w="3260" w:type="dxa"/>
-            <w:gridSpan w:val="2"/>
-            <w:tcBorders>
-              <w:top w:val="single" w:sz="4" w:space="0" w:color="000000"/>
-              <w:start w:val="single" w:sz="4" w:space="0" w:color="000000"/>
-              <w:bottom w:val="single" w:sz="4" w:space="0" w:color="000000"/>
-              <w:end w:val="single" w:sz="4" w:space="0" w:color="000000"/>
-            </w:tcBorders>
-          </w:tcPr>
-          <w:p>
-            <w:pPr>
-              <w:pStyle w:val="Normal"/>
-              <w:snapToGrid w:val="false"/>
-              <w:spacing w:lineRule="exact" w:line="440"/>
-              <w:rPr>
-                <w:rFonts w:ascii="宋体" w:hAnsi="宋体" w:cs="宋体" w:hint="eastAsia"/>
-                <w:color w:val="000000"/>
-                <w:sz w:val="24"/>
-              </w:rPr>
-            </w:pPr>
-            <w:r>
-              <w:rPr>
-                <w:rFonts w:cs="宋体" w:hint="eastAsia" w:ascii="宋体" w:hAnsi="宋体"/>
-                <w:color w:val="000000"/>
-                <w:sz w:val="24"/>
-              </w:rPr>
-            </w:r>
-          </w:p>
-        </w:tc>
-        <w:tc>
-          <w:tcPr>
-            <w:tcW w:w="993" w:type="dxa"/>
-            <w:tcBorders>
-              <w:top w:val="single" w:sz="4" w:space="0" w:color="000000"/>
-              <w:start w:val="single" w:sz="4" w:space="0" w:color="000000"/>
-              <w:bottom w:val="single" w:sz="4" w:space="0" w:color="000000"/>
-              <w:end w:val="single" w:sz="2" w:space="0" w:color="000000"/>
-            </w:tcBorders>
-          </w:tcPr>
-          <w:p>
-            <w:pPr>
-              <w:pStyle w:val="Normal"/>
-              <w:snapToGrid w:val="false"/>
-              <w:spacing w:lineRule="exact" w:line="440"/>
-              <w:rPr>
-                <w:rFonts w:ascii="宋体" w:hAnsi="宋体" w:cs="宋体" w:hint="eastAsia"/>
-                <w:color w:val="000000"/>
-                <w:sz w:val="24"/>
-              </w:rPr>
-            </w:pPr>
-            <w:r>
-              <w:rPr>
-                <w:rFonts w:cs="宋体" w:hint="eastAsia" w:ascii="宋体" w:hAnsi="宋体"/>
-                <w:color w:val="000000"/>
-                <w:sz w:val="24"/>
-              </w:rPr>
-            </w:r>
-          </w:p>
-        </w:tc>
-      </w:tr>
-      <w:tr>
-        <w:trPr>
-          <w:trHeight w:val="585" w:hRule="atLeast"/>
-        </w:trPr>
-        <w:tc>
-          <w:tcPr>
-            <w:tcW w:w="1322" w:type="dxa"/>
-            <w:tcBorders>
-              <w:top w:val="single" w:sz="4" w:space="0" w:color="000000"/>
-              <w:start w:val="single" w:sz="2" w:space="0" w:color="000000"/>
-              <w:bottom w:val="single" w:sz="4" w:space="0" w:color="000000"/>
-              <w:end w:val="single" w:sz="4" w:space="0" w:color="000000"/>
-            </w:tcBorders>
-          </w:tcPr>
-          <w:p>
-            <w:pPr>
-              <w:pStyle w:val="Normal"/>
-              <w:snapToGrid w:val="false"/>
-              <w:spacing w:lineRule="exact" w:line="440"/>
-              <w:rPr>
-                <w:rFonts w:ascii="宋体" w:hAnsi="宋体" w:cs="宋体" w:hint="eastAsia"/>
-                <w:color w:val="000000"/>
-                <w:sz w:val="24"/>
-              </w:rPr>
-            </w:pPr>
-            <w:r>
-              <w:rPr>
-                <w:rFonts w:cs="宋体" w:hint="eastAsia" w:ascii="宋体" w:hAnsi="宋体"/>
-                <w:color w:val="000000"/>
-                <w:sz w:val="24"/>
-              </w:rPr>
-            </w:r>
-          </w:p>
-        </w:tc>
-        <w:tc>
-          <w:tcPr>
-            <w:tcW w:w="2277" w:type="dxa"/>
-            <w:gridSpan w:val="2"/>
-            <w:tcBorders>
-              <w:top w:val="single" w:sz="4" w:space="0" w:color="000000"/>
-              <w:start w:val="single" w:sz="4" w:space="0" w:color="000000"/>
-              <w:bottom w:val="single" w:sz="4" w:space="0" w:color="000000"/>
-              <w:end w:val="single" w:sz="4" w:space="0" w:color="000000"/>
-            </w:tcBorders>
-          </w:tcPr>
-          <w:p>
-            <w:pPr>
-              <w:pStyle w:val="Normal"/>
-              <w:snapToGrid w:val="false"/>
-              <w:spacing w:lineRule="exact" w:line="440"/>
-              <w:rPr>
-                <w:rFonts w:ascii="宋体" w:hAnsi="宋体" w:cs="宋体" w:hint="eastAsia"/>
-                <w:color w:val="000000"/>
-                <w:sz w:val="24"/>
-              </w:rPr>
-            </w:pPr>
-            <w:r>
-              <w:rPr>
-                <w:rFonts w:cs="宋体" w:hint="eastAsia" w:ascii="宋体" w:hAnsi="宋体"/>
-                <w:color w:val="000000"/>
-                <w:sz w:val="24"/>
-              </w:rPr>
-            </w:r>
-          </w:p>
-        </w:tc>
-        <w:tc>
-          <w:tcPr>
-            <w:tcW w:w="1187" w:type="dxa"/>
-            <w:tcBorders>
-              <w:top w:val="single" w:sz="4" w:space="0" w:color="000000"/>
-              <w:start w:val="single" w:sz="4" w:space="0" w:color="000000"/>
-              <w:bottom w:val="single" w:sz="4" w:space="0" w:color="000000"/>
-              <w:end w:val="single" w:sz="4" w:space="0" w:color="000000"/>
-            </w:tcBorders>
-          </w:tcPr>
-          <w:p>
-            <w:pPr>
-              <w:pStyle w:val="Normal"/>
-              <w:snapToGrid w:val="false"/>
-              <w:spacing w:lineRule="exact" w:line="440"/>
-              <w:rPr>
-                <w:rFonts w:ascii="宋体" w:hAnsi="宋体" w:cs="宋体" w:hint="eastAsia"/>
-                <w:color w:val="000000"/>
-                <w:sz w:val="24"/>
-              </w:rPr>
-            </w:pPr>
-            <w:r>
-              <w:rPr>
-                <w:rFonts w:cs="宋体" w:hint="eastAsia" w:ascii="宋体" w:hAnsi="宋体"/>
-                <w:color w:val="000000"/>
-                <w:sz w:val="24"/>
-              </w:rPr>
-            </w:r>
-          </w:p>
-        </w:tc>
-        <w:tc>
-          <w:tcPr>
-            <w:tcW w:w="3260" w:type="dxa"/>
-            <w:gridSpan w:val="2"/>
-            <w:tcBorders>
-              <w:top w:val="single" w:sz="4" w:space="0" w:color="000000"/>
-              <w:start w:val="single" w:sz="4" w:space="0" w:color="000000"/>
-              <w:bottom w:val="single" w:sz="4" w:space="0" w:color="000000"/>
-              <w:end w:val="single" w:sz="4" w:space="0" w:color="000000"/>
-            </w:tcBorders>
-          </w:tcPr>
-          <w:p>
-            <w:pPr>
-              <w:pStyle w:val="Normal"/>
-              <w:snapToGrid w:val="false"/>
-              <w:spacing w:lineRule="exact" w:line="440"/>
-              <w:rPr>
-                <w:rFonts w:ascii="宋体" w:hAnsi="宋体" w:cs="宋体" w:hint="eastAsia"/>
-                <w:color w:val="000000"/>
-                <w:sz w:val="24"/>
-              </w:rPr>
-            </w:pPr>
-            <w:r>
-              <w:rPr>
-                <w:rFonts w:cs="宋体" w:hint="eastAsia" w:ascii="宋体" w:hAnsi="宋体"/>
-                <w:color w:val="000000"/>
-                <w:sz w:val="24"/>
-              </w:rPr>
-            </w:r>
-          </w:p>
-        </w:tc>
-        <w:tc>
-          <w:tcPr>
-            <w:tcW w:w="993" w:type="dxa"/>
-            <w:tcBorders>
-              <w:top w:val="single" w:sz="4" w:space="0" w:color="000000"/>
-              <w:start w:val="single" w:sz="4" w:space="0" w:color="000000"/>
-              <w:bottom w:val="single" w:sz="4" w:space="0" w:color="000000"/>
-              <w:end w:val="single" w:sz="2" w:space="0" w:color="000000"/>
-            </w:tcBorders>
-          </w:tcPr>
-          <w:p>
-            <w:pPr>
-              <w:pStyle w:val="Normal"/>
-              <w:snapToGrid w:val="false"/>
-              <w:spacing w:lineRule="exact" w:line="440"/>
-              <w:rPr>
-                <w:rFonts w:ascii="宋体" w:hAnsi="宋体" w:cs="宋体" w:hint="eastAsia"/>
-                <w:color w:val="000000"/>
-                <w:sz w:val="24"/>
-              </w:rPr>
-            </w:pPr>
-            <w:r>
-              <w:rPr>
-                <w:rFonts w:cs="宋体" w:hint="eastAsia" w:ascii="宋体" w:hAnsi="宋体"/>
-                <w:color w:val="000000"/>
-                <w:sz w:val="24"/>
-              </w:rPr>
-            </w:r>
-          </w:p>
-        </w:tc>
-      </w:tr>
-      <w:tr>
-        <w:trPr>
-          <w:trHeight w:val="585" w:hRule="atLeast"/>
-        </w:trPr>
-        <w:tc>
-          <w:tcPr>
-            <w:tcW w:w="1322" w:type="dxa"/>
-            <w:tcBorders>
-              <w:top w:val="single" w:sz="4" w:space="0" w:color="000000"/>
-              <w:start w:val="single" w:sz="2" w:space="0" w:color="000000"/>
-              <w:bottom w:val="single" w:sz="4" w:space="0" w:color="000000"/>
-              <w:end w:val="single" w:sz="4" w:space="0" w:color="000000"/>
-            </w:tcBorders>
-          </w:tcPr>
-          <w:p>
-            <w:pPr>
-              <w:pStyle w:val="Normal"/>
-              <w:snapToGrid w:val="false"/>
-              <w:spacing w:lineRule="exact" w:line="440"/>
-              <w:rPr>
-                <w:rFonts w:ascii="宋体" w:hAnsi="宋体" w:cs="宋体" w:hint="eastAsia"/>
-                <w:color w:val="000000"/>
-                <w:sz w:val="24"/>
-              </w:rPr>
-            </w:pPr>
-            <w:r>
-              <w:rPr>
-                <w:rFonts w:cs="宋体" w:hint="eastAsia" w:ascii="宋体" w:hAnsi="宋体"/>
-                <w:color w:val="000000"/>
-                <w:sz w:val="24"/>
-              </w:rPr>
-            </w:r>
-          </w:p>
-        </w:tc>
-        <w:tc>
-          <w:tcPr>
-            <w:tcW w:w="2277" w:type="dxa"/>
-            <w:gridSpan w:val="2"/>
-            <w:tcBorders>
-              <w:top w:val="single" w:sz="4" w:space="0" w:color="000000"/>
-              <w:start w:val="single" w:sz="4" w:space="0" w:color="000000"/>
-              <w:bottom w:val="single" w:sz="4" w:space="0" w:color="000000"/>
-              <w:end w:val="single" w:sz="4" w:space="0" w:color="000000"/>
-            </w:tcBorders>
-          </w:tcPr>
-          <w:p>
-            <w:pPr>
-              <w:pStyle w:val="Normal"/>
-              <w:snapToGrid w:val="false"/>
-              <w:spacing w:lineRule="exact" w:line="440"/>
-              <w:rPr>
-                <w:rFonts w:ascii="宋体" w:hAnsi="宋体" w:cs="宋体" w:hint="eastAsia"/>
-                <w:color w:val="000000"/>
-                <w:sz w:val="24"/>
-              </w:rPr>
-            </w:pPr>
-            <w:r>
-              <w:rPr>
-                <w:rFonts w:cs="宋体" w:hint="eastAsia" w:ascii="宋体" w:hAnsi="宋体"/>
-                <w:color w:val="000000"/>
-                <w:sz w:val="24"/>
-              </w:rPr>
-            </w:r>
-          </w:p>
-        </w:tc>
-        <w:tc>
-          <w:tcPr>
-            <w:tcW w:w="1187" w:type="dxa"/>
-            <w:tcBorders>
-              <w:top w:val="single" w:sz="4" w:space="0" w:color="000000"/>
-              <w:start w:val="single" w:sz="4" w:space="0" w:color="000000"/>
-              <w:bottom w:val="single" w:sz="4" w:space="0" w:color="000000"/>
-              <w:end w:val="single" w:sz="4" w:space="0" w:color="000000"/>
-            </w:tcBorders>
-          </w:tcPr>
-          <w:p>
-            <w:pPr>
-              <w:pStyle w:val="Normal"/>
-              <w:snapToGrid w:val="false"/>
-              <w:spacing w:lineRule="exact" w:line="440"/>
-              <w:rPr>
-                <w:rFonts w:ascii="宋体" w:hAnsi="宋体" w:cs="宋体" w:hint="eastAsia"/>
-                <w:color w:val="000000"/>
-                <w:sz w:val="24"/>
-              </w:rPr>
-            </w:pPr>
-            <w:r>
-              <w:rPr>
-                <w:rFonts w:cs="宋体" w:hint="eastAsia" w:ascii="宋体" w:hAnsi="宋体"/>
-                <w:color w:val="000000"/>
-                <w:sz w:val="24"/>
-              </w:rPr>
-            </w:r>
-          </w:p>
-        </w:tc>
-        <w:tc>
-          <w:tcPr>
-            <w:tcW w:w="3260" w:type="dxa"/>
-            <w:gridSpan w:val="2"/>
-            <w:tcBorders>
-              <w:top w:val="single" w:sz="4" w:space="0" w:color="000000"/>
-              <w:start w:val="single" w:sz="4" w:space="0" w:color="000000"/>
-              <w:bottom w:val="single" w:sz="4" w:space="0" w:color="000000"/>
-              <w:end w:val="single" w:sz="4" w:space="0" w:color="000000"/>
-            </w:tcBorders>
-          </w:tcPr>
-          <w:p>
-            <w:pPr>
-              <w:pStyle w:val="Normal"/>
-              <w:snapToGrid w:val="false"/>
-              <w:spacing w:lineRule="exact" w:line="440"/>
-              <w:rPr>
-                <w:rFonts w:ascii="宋体" w:hAnsi="宋体" w:cs="宋体" w:hint="eastAsia"/>
-                <w:color w:val="000000"/>
-                <w:sz w:val="24"/>
-              </w:rPr>
-            </w:pPr>
-            <w:r>
-              <w:rPr>
-                <w:rFonts w:cs="宋体" w:hint="eastAsia" w:ascii="宋体" w:hAnsi="宋体"/>
-                <w:color w:val="000000"/>
-                <w:sz w:val="24"/>
-              </w:rPr>
-            </w:r>
-          </w:p>
-        </w:tc>
-        <w:tc>
-          <w:tcPr>
-            <w:tcW w:w="993" w:type="dxa"/>
-            <w:tcBorders>
-              <w:top w:val="single" w:sz="4" w:space="0" w:color="000000"/>
-              <w:start w:val="single" w:sz="4" w:space="0" w:color="000000"/>
-              <w:bottom w:val="single" w:sz="4" w:space="0" w:color="000000"/>
-              <w:end w:val="single" w:sz="2" w:space="0" w:color="000000"/>
-            </w:tcBorders>
-          </w:tcPr>
-          <w:p>
-            <w:pPr>
-              <w:pStyle w:val="Normal"/>
-              <w:snapToGrid w:val="false"/>
-              <w:spacing w:lineRule="exact" w:line="440"/>
-              <w:rPr>
-                <w:rFonts w:ascii="宋体" w:hAnsi="宋体" w:cs="宋体" w:hint="eastAsia"/>
-                <w:color w:val="000000"/>
-                <w:sz w:val="24"/>
-              </w:rPr>
-            </w:pPr>
-            <w:r>
-              <w:rPr>
-                <w:rFonts w:cs="宋体" w:hint="eastAsia" w:ascii="宋体" w:hAnsi="宋体"/>
-                <w:color w:val="000000"/>
-                <w:sz w:val="24"/>
-              </w:rPr>
-            </w:r>
-          </w:p>
-        </w:tc>
-      </w:tr>
-      <w:tr>
-        <w:trPr>
-          <w:trHeight w:val="585" w:hRule="atLeast"/>
-        </w:trPr>
-        <w:tc>
-          <w:tcPr>
-            <w:tcW w:w="1322" w:type="dxa"/>
-            <w:tcBorders>
-              <w:top w:val="single" w:sz="4" w:space="0" w:color="000000"/>
-              <w:start w:val="single" w:sz="2" w:space="0" w:color="000000"/>
-              <w:bottom w:val="single" w:sz="4" w:space="0" w:color="000000"/>
-              <w:end w:val="single" w:sz="4" w:space="0" w:color="000000"/>
-            </w:tcBorders>
-          </w:tcPr>
-          <w:p>
-            <w:pPr>
-              <w:pStyle w:val="Normal"/>
-              <w:snapToGrid w:val="false"/>
-              <w:spacing w:lineRule="exact" w:line="440"/>
-              <w:rPr>
-                <w:rFonts w:ascii="宋体" w:hAnsi="宋体" w:cs="宋体" w:hint="eastAsia"/>
-                <w:color w:val="000000"/>
-                <w:sz w:val="24"/>
-              </w:rPr>
-            </w:pPr>
-            <w:r>
-              <w:rPr>
-                <w:rFonts w:cs="宋体" w:hint="eastAsia" w:ascii="宋体" w:hAnsi="宋体"/>
-                <w:color w:val="000000"/>
-                <w:sz w:val="24"/>
-              </w:rPr>
-            </w:r>
-          </w:p>
-        </w:tc>
-        <w:tc>
-          <w:tcPr>
-            <w:tcW w:w="2277" w:type="dxa"/>
-            <w:gridSpan w:val="2"/>
-            <w:tcBorders>
-              <w:top w:val="single" w:sz="4" w:space="0" w:color="000000"/>
-              <w:start w:val="single" w:sz="4" w:space="0" w:color="000000"/>
-              <w:bottom w:val="single" w:sz="4" w:space="0" w:color="000000"/>
-              <w:end w:val="single" w:sz="4" w:space="0" w:color="000000"/>
-            </w:tcBorders>
-          </w:tcPr>
-          <w:p>
-            <w:pPr>
-              <w:pStyle w:val="Normal"/>
-              <w:snapToGrid w:val="false"/>
-              <w:spacing w:lineRule="exact" w:line="440"/>
-              <w:rPr>
-                <w:rFonts w:ascii="宋体" w:hAnsi="宋体" w:cs="宋体" w:hint="eastAsia"/>
-                <w:color w:val="000000"/>
-                <w:sz w:val="24"/>
-              </w:rPr>
-            </w:pPr>
-            <w:r>
-              <w:rPr>
-                <w:rFonts w:cs="宋体" w:hint="eastAsia" w:ascii="宋体" w:hAnsi="宋体"/>
-                <w:color w:val="000000"/>
-                <w:sz w:val="24"/>
-              </w:rPr>
-            </w:r>
-          </w:p>
-        </w:tc>
-        <w:tc>
-          <w:tcPr>
-            <w:tcW w:w="1187" w:type="dxa"/>
-            <w:tcBorders>
-              <w:top w:val="single" w:sz="4" w:space="0" w:color="000000"/>
-              <w:start w:val="single" w:sz="4" w:space="0" w:color="000000"/>
-              <w:bottom w:val="single" w:sz="4" w:space="0" w:color="000000"/>
-              <w:end w:val="single" w:sz="4" w:space="0" w:color="000000"/>
-            </w:tcBorders>
-          </w:tcPr>
-          <w:p>
-            <w:pPr>
-              <w:pStyle w:val="Normal"/>
-              <w:snapToGrid w:val="false"/>
-              <w:spacing w:lineRule="exact" w:line="440"/>
-              <w:rPr>
-                <w:rFonts w:ascii="宋体" w:hAnsi="宋体" w:cs="宋体" w:hint="eastAsia"/>
-                <w:color w:val="000000"/>
-                <w:sz w:val="24"/>
-              </w:rPr>
-            </w:pPr>
-            <w:r>
-              <w:rPr>
-                <w:rFonts w:cs="宋体" w:hint="eastAsia" w:ascii="宋体" w:hAnsi="宋体"/>
-                <w:color w:val="000000"/>
-                <w:sz w:val="24"/>
-              </w:rPr>
-            </w:r>
-          </w:p>
-        </w:tc>
-        <w:tc>
-          <w:tcPr>
-            <w:tcW w:w="3260" w:type="dxa"/>
-            <w:gridSpan w:val="2"/>
-            <w:tcBorders>
-              <w:top w:val="single" w:sz="4" w:space="0" w:color="000000"/>
-              <w:start w:val="single" w:sz="4" w:space="0" w:color="000000"/>
-              <w:bottom w:val="single" w:sz="4" w:space="0" w:color="000000"/>
-              <w:end w:val="single" w:sz="4" w:space="0" w:color="000000"/>
-            </w:tcBorders>
-          </w:tcPr>
-          <w:p>
-            <w:pPr>
-              <w:pStyle w:val="Normal"/>
-              <w:snapToGrid w:val="false"/>
-              <w:spacing w:lineRule="exact" w:line="440"/>
-              <w:rPr>
-                <w:rFonts w:ascii="宋体" w:hAnsi="宋体" w:cs="宋体" w:hint="eastAsia"/>
-                <w:color w:val="000000"/>
-                <w:sz w:val="24"/>
-              </w:rPr>
-            </w:pPr>
-            <w:r>
-              <w:rPr>
-                <w:rFonts w:cs="宋体" w:hint="eastAsia" w:ascii="宋体" w:hAnsi="宋体"/>
-                <w:color w:val="000000"/>
-                <w:sz w:val="24"/>
-              </w:rPr>
-            </w:r>
-          </w:p>
-        </w:tc>
-        <w:tc>
-          <w:tcPr>
-            <w:tcW w:w="993" w:type="dxa"/>
-            <w:tcBorders>
-              <w:top w:val="single" w:sz="4" w:space="0" w:color="000000"/>
-              <w:start w:val="single" w:sz="4" w:space="0" w:color="000000"/>
-              <w:bottom w:val="single" w:sz="4" w:space="0" w:color="000000"/>
-              <w:end w:val="single" w:sz="2" w:space="0" w:color="000000"/>
-            </w:tcBorders>
-          </w:tcPr>
-          <w:p>
-            <w:pPr>
-              <w:pStyle w:val="Normal"/>
-              <w:snapToGrid w:val="false"/>
-              <w:spacing w:lineRule="exact" w:line="440"/>
-              <w:rPr>
-                <w:rFonts w:ascii="宋体" w:hAnsi="宋体" w:cs="宋体" w:hint="eastAsia"/>
-                <w:color w:val="000000"/>
-                <w:sz w:val="24"/>
-              </w:rPr>
-            </w:pPr>
-            <w:r>
-              <w:rPr>
-                <w:rFonts w:cs="宋体" w:hint="eastAsia" w:ascii="宋体" w:hAnsi="宋体"/>
-                <w:color w:val="000000"/>
-                <w:sz w:val="24"/>
-              </w:rPr>
-            </w:r>
-          </w:p>
-        </w:tc>
-      </w:tr>
-      <w:tr>
-        <w:trPr>
-          <w:trHeight w:val="585" w:hRule="atLeast"/>
-        </w:trPr>
-        <w:tc>
-          <w:tcPr>
-            <w:tcW w:w="1322" w:type="dxa"/>
-            <w:tcBorders>
-              <w:top w:val="single" w:sz="4" w:space="0" w:color="000000"/>
-              <w:start w:val="single" w:sz="2" w:space="0" w:color="000000"/>
-              <w:bottom w:val="single" w:sz="4" w:space="0" w:color="000000"/>
-              <w:end w:val="single" w:sz="4" w:space="0" w:color="000000"/>
-            </w:tcBorders>
-          </w:tcPr>
-          <w:p>
-            <w:pPr>
-              <w:pStyle w:val="Normal"/>
-              <w:snapToGrid w:val="false"/>
-              <w:spacing w:lineRule="exact" w:line="440"/>
-              <w:rPr>
-                <w:rFonts w:ascii="宋体" w:hAnsi="宋体" w:cs="宋体" w:hint="eastAsia"/>
-                <w:color w:val="000000"/>
-                <w:sz w:val="24"/>
-              </w:rPr>
-            </w:pPr>
-            <w:r>
-              <w:rPr>
-                <w:rFonts w:cs="宋体" w:hint="eastAsia" w:ascii="宋体" w:hAnsi="宋体"/>
-                <w:color w:val="000000"/>
-                <w:sz w:val="24"/>
-              </w:rPr>
-            </w:r>
-          </w:p>
-        </w:tc>
-        <w:tc>
-          <w:tcPr>
-            <w:tcW w:w="2277" w:type="dxa"/>
-            <w:gridSpan w:val="2"/>
-            <w:tcBorders>
-              <w:top w:val="single" w:sz="4" w:space="0" w:color="000000"/>
-              <w:start w:val="single" w:sz="4" w:space="0" w:color="000000"/>
-              <w:bottom w:val="single" w:sz="4" w:space="0" w:color="000000"/>
-              <w:end w:val="single" w:sz="4" w:space="0" w:color="000000"/>
-            </w:tcBorders>
-          </w:tcPr>
-          <w:p>
-            <w:pPr>
-              <w:pStyle w:val="Normal"/>
-              <w:snapToGrid w:val="false"/>
-              <w:spacing w:lineRule="exact" w:line="440"/>
-              <w:rPr>
-                <w:rFonts w:ascii="宋体" w:hAnsi="宋体" w:cs="宋体" w:hint="eastAsia"/>
-                <w:color w:val="000000"/>
-                <w:sz w:val="24"/>
-              </w:rPr>
-            </w:pPr>
-            <w:r>
-              <w:rPr>
-                <w:rFonts w:cs="宋体" w:hint="eastAsia" w:ascii="宋体" w:hAnsi="宋体"/>
-                <w:color w:val="000000"/>
-                <w:sz w:val="24"/>
-              </w:rPr>
-            </w:r>
-          </w:p>
-        </w:tc>
-        <w:tc>
-          <w:tcPr>
-            <w:tcW w:w="1187" w:type="dxa"/>
-            <w:tcBorders>
-              <w:top w:val="single" w:sz="4" w:space="0" w:color="000000"/>
-              <w:start w:val="single" w:sz="4" w:space="0" w:color="000000"/>
-              <w:bottom w:val="single" w:sz="4" w:space="0" w:color="000000"/>
-              <w:end w:val="single" w:sz="4" w:space="0" w:color="000000"/>
-            </w:tcBorders>
-          </w:tcPr>
-          <w:p>
-            <w:pPr>
-              <w:pStyle w:val="Normal"/>
-              <w:snapToGrid w:val="false"/>
-              <w:spacing w:lineRule="exact" w:line="440"/>
-              <w:rPr>
-                <w:rFonts w:ascii="宋体" w:hAnsi="宋体" w:cs="宋体" w:hint="eastAsia"/>
-                <w:color w:val="000000"/>
-                <w:sz w:val="24"/>
-              </w:rPr>
-            </w:pPr>
-            <w:r>
-              <w:rPr>
-                <w:rFonts w:cs="宋体" w:hint="eastAsia" w:ascii="宋体" w:hAnsi="宋体"/>
-                <w:color w:val="000000"/>
-                <w:sz w:val="24"/>
-              </w:rPr>
-            </w:r>
-          </w:p>
-        </w:tc>
-        <w:tc>
-          <w:tcPr>
-            <w:tcW w:w="3260" w:type="dxa"/>
-            <w:gridSpan w:val="2"/>
-            <w:tcBorders>
-              <w:top w:val="single" w:sz="4" w:space="0" w:color="000000"/>
-              <w:start w:val="single" w:sz="4" w:space="0" w:color="000000"/>
-              <w:bottom w:val="single" w:sz="4" w:space="0" w:color="000000"/>
-              <w:end w:val="single" w:sz="4" w:space="0" w:color="000000"/>
-            </w:tcBorders>
-          </w:tcPr>
-          <w:p>
-            <w:pPr>
-              <w:pStyle w:val="Normal"/>
-              <w:snapToGrid w:val="false"/>
-              <w:spacing w:lineRule="exact" w:line="440"/>
-              <w:rPr>
-                <w:rFonts w:ascii="宋体" w:hAnsi="宋体" w:cs="宋体" w:hint="eastAsia"/>
-                <w:color w:val="000000"/>
-                <w:sz w:val="24"/>
-              </w:rPr>
-            </w:pPr>
-            <w:r>
-              <w:rPr>
-                <w:rFonts w:cs="宋体" w:hint="eastAsia" w:ascii="宋体" w:hAnsi="宋体"/>
-                <w:color w:val="000000"/>
-                <w:sz w:val="24"/>
-              </w:rPr>
-            </w:r>
-          </w:p>
-        </w:tc>
-        <w:tc>
-          <w:tcPr>
-            <w:tcW w:w="993" w:type="dxa"/>
-            <w:tcBorders>
-              <w:top w:val="single" w:sz="4" w:space="0" w:color="000000"/>
-              <w:start w:val="single" w:sz="4" w:space="0" w:color="000000"/>
-              <w:bottom w:val="single" w:sz="4" w:space="0" w:color="000000"/>
-              <w:end w:val="single" w:sz="2" w:space="0" w:color="000000"/>
-            </w:tcBorders>
-          </w:tcPr>
-          <w:p>
-            <w:pPr>
-              <w:pStyle w:val="Normal"/>
-              <w:snapToGrid w:val="false"/>
-              <w:spacing w:lineRule="exact" w:line="440"/>
-              <w:rPr>
-                <w:rFonts w:ascii="宋体" w:hAnsi="宋体" w:cs="宋体" w:hint="eastAsia"/>
-                <w:color w:val="000000"/>
-                <w:sz w:val="24"/>
-              </w:rPr>
-            </w:pPr>
-            <w:r>
-              <w:rPr>
-                <w:rFonts w:cs="宋体" w:hint="eastAsia" w:ascii="宋体" w:hAnsi="宋体"/>
-                <w:color w:val="000000"/>
-                <w:sz w:val="24"/>
-              </w:rPr>
-            </w:r>
-          </w:p>
-        </w:tc>
-      </w:tr>
-      <w:tr>
-        <w:trPr>
-          <w:trHeight w:val="585" w:hRule="atLeast"/>
-        </w:trPr>
-        <w:tc>
-          <w:tcPr>
-            <w:tcW w:w="1322" w:type="dxa"/>
-            <w:tcBorders>
-              <w:top w:val="single" w:sz="4" w:space="0" w:color="000000"/>
-              <w:start w:val="single" w:sz="2" w:space="0" w:color="000000"/>
-              <w:bottom w:val="single" w:sz="4" w:space="0" w:color="000000"/>
-              <w:end w:val="single" w:sz="4" w:space="0" w:color="000000"/>
-            </w:tcBorders>
-          </w:tcPr>
-          <w:p>
-            <w:pPr>
-              <w:pStyle w:val="Normal"/>
-              <w:snapToGrid w:val="false"/>
-              <w:spacing w:lineRule="exact" w:line="440"/>
-              <w:rPr>
-                <w:rFonts w:ascii="宋体" w:hAnsi="宋体" w:cs="宋体" w:hint="eastAsia"/>
-                <w:color w:val="000000"/>
-                <w:sz w:val="24"/>
-              </w:rPr>
-            </w:pPr>
-            <w:r>
-              <w:rPr>
-                <w:rFonts w:cs="宋体" w:hint="eastAsia" w:ascii="宋体" w:hAnsi="宋体"/>
-                <w:color w:val="000000"/>
-                <w:sz w:val="24"/>
-              </w:rPr>
-            </w:r>
-          </w:p>
-        </w:tc>
-        <w:tc>
-          <w:tcPr>
-            <w:tcW w:w="2277" w:type="dxa"/>
-            <w:gridSpan w:val="2"/>
-            <w:tcBorders>
-              <w:top w:val="single" w:sz="4" w:space="0" w:color="000000"/>
-              <w:start w:val="single" w:sz="4" w:space="0" w:color="000000"/>
-              <w:bottom w:val="single" w:sz="4" w:space="0" w:color="000000"/>
-              <w:end w:val="single" w:sz="4" w:space="0" w:color="000000"/>
-            </w:tcBorders>
-          </w:tcPr>
-          <w:p>
-            <w:pPr>
-              <w:pStyle w:val="Normal"/>
-              <w:snapToGrid w:val="false"/>
-              <w:spacing w:lineRule="exact" w:line="440"/>
-              <w:rPr>
-                <w:rFonts w:ascii="宋体" w:hAnsi="宋体" w:cs="宋体" w:hint="eastAsia"/>
-                <w:color w:val="000000"/>
-                <w:sz w:val="24"/>
-              </w:rPr>
-            </w:pPr>
-            <w:r>
-              <w:rPr>
-                <w:rFonts w:cs="宋体" w:hint="eastAsia" w:ascii="宋体" w:hAnsi="宋体"/>
-                <w:color w:val="000000"/>
-                <w:sz w:val="24"/>
-              </w:rPr>
-            </w:r>
-          </w:p>
-        </w:tc>
-        <w:tc>
-          <w:tcPr>
-            <w:tcW w:w="1187" w:type="dxa"/>
-            <w:tcBorders>
-              <w:top w:val="single" w:sz="4" w:space="0" w:color="000000"/>
-              <w:start w:val="single" w:sz="4" w:space="0" w:color="000000"/>
-              <w:bottom w:val="single" w:sz="4" w:space="0" w:color="000000"/>
-              <w:end w:val="single" w:sz="4" w:space="0" w:color="000000"/>
-            </w:tcBorders>
-          </w:tcPr>
-          <w:p>
-            <w:pPr>
-              <w:pStyle w:val="Normal"/>
-              <w:snapToGrid w:val="false"/>
-              <w:spacing w:lineRule="exact" w:line="440"/>
-              <w:rPr>
-                <w:rFonts w:ascii="宋体" w:hAnsi="宋体" w:cs="宋体" w:hint="eastAsia"/>
-                <w:color w:val="000000"/>
-                <w:sz w:val="24"/>
-              </w:rPr>
-            </w:pPr>
-            <w:r>
-              <w:rPr>
-                <w:rFonts w:cs="宋体" w:hint="eastAsia" w:ascii="宋体" w:hAnsi="宋体"/>
-                <w:color w:val="000000"/>
-                <w:sz w:val="24"/>
-              </w:rPr>
-            </w:r>
-          </w:p>
-        </w:tc>
-        <w:tc>
-          <w:tcPr>
-            <w:tcW w:w="3260" w:type="dxa"/>
-            <w:gridSpan w:val="2"/>
-            <w:tcBorders>
-              <w:top w:val="single" w:sz="4" w:space="0" w:color="000000"/>
-              <w:start w:val="single" w:sz="4" w:space="0" w:color="000000"/>
-              <w:bottom w:val="single" w:sz="4" w:space="0" w:color="000000"/>
-              <w:end w:val="single" w:sz="4" w:space="0" w:color="000000"/>
-            </w:tcBorders>
-          </w:tcPr>
-          <w:p>
-            <w:pPr>
-              <w:pStyle w:val="Normal"/>
-              <w:snapToGrid w:val="false"/>
-              <w:spacing w:lineRule="exact" w:line="440"/>
-              <w:rPr>
-                <w:rFonts w:ascii="宋体" w:hAnsi="宋体" w:cs="宋体" w:hint="eastAsia"/>
-                <w:color w:val="000000"/>
-                <w:sz w:val="24"/>
-              </w:rPr>
-            </w:pPr>
-            <w:r>
-              <w:rPr>
-                <w:rFonts w:cs="宋体" w:hint="eastAsia" w:ascii="宋体" w:hAnsi="宋体"/>
-                <w:color w:val="000000"/>
-                <w:sz w:val="24"/>
-              </w:rPr>
-            </w:r>
-          </w:p>
-        </w:tc>
-        <w:tc>
-          <w:tcPr>
-            <w:tcW w:w="993" w:type="dxa"/>
-            <w:tcBorders>
-              <w:top w:val="single" w:sz="4" w:space="0" w:color="000000"/>
-              <w:start w:val="single" w:sz="4" w:space="0" w:color="000000"/>
-              <w:bottom w:val="single" w:sz="4" w:space="0" w:color="000000"/>
-              <w:end w:val="single" w:sz="2" w:space="0" w:color="000000"/>
-            </w:tcBorders>
-          </w:tcPr>
-          <w:p>
-            <w:pPr>
-              <w:pStyle w:val="Normal"/>
-              <w:snapToGrid w:val="false"/>
-              <w:spacing w:lineRule="exact" w:line="440"/>
-              <w:rPr>
-                <w:rFonts w:ascii="宋体" w:hAnsi="宋体" w:cs="宋体" w:hint="eastAsia"/>
-                <w:color w:val="000000"/>
-                <w:sz w:val="24"/>
-              </w:rPr>
-            </w:pPr>
-            <w:r>
-              <w:rPr>
-                <w:rFonts w:cs="宋体" w:hint="eastAsia" w:ascii="宋体" w:hAnsi="宋体"/>
-                <w:color w:val="000000"/>
-                <w:sz w:val="24"/>
-              </w:rPr>
-            </w:r>
-          </w:p>
-        </w:tc>
-      </w:tr>
-      <w:tr>
-        <w:trPr>
-          <w:trHeight w:val="585" w:hRule="atLeast"/>
-        </w:trPr>
-        <w:tc>
-          <w:tcPr>
-            <w:tcW w:w="1322" w:type="dxa"/>
-            <w:tcBorders>
-              <w:top w:val="single" w:sz="4" w:space="0" w:color="000000"/>
-              <w:start w:val="single" w:sz="2" w:space="0" w:color="000000"/>
-              <w:bottom w:val="single" w:sz="4" w:space="0" w:color="000000"/>
-              <w:end w:val="single" w:sz="4" w:space="0" w:color="000000"/>
-            </w:tcBorders>
-          </w:tcPr>
-          <w:p>
-            <w:pPr>
-              <w:pStyle w:val="Normal"/>
-              <w:snapToGrid w:val="false"/>
-              <w:spacing w:lineRule="exact" w:line="440"/>
-              <w:rPr>
-                <w:rFonts w:ascii="宋体" w:hAnsi="宋体" w:cs="宋体" w:hint="eastAsia"/>
-                <w:color w:val="000000"/>
-                <w:sz w:val="24"/>
-              </w:rPr>
-            </w:pPr>
-            <w:r>
-              <w:rPr>
-                <w:rFonts w:cs="宋体" w:hint="eastAsia" w:ascii="宋体" w:hAnsi="宋体"/>
-                <w:color w:val="000000"/>
-                <w:sz w:val="24"/>
-              </w:rPr>
-            </w:r>
-          </w:p>
-        </w:tc>
-        <w:tc>
-          <w:tcPr>
-            <w:tcW w:w="2277" w:type="dxa"/>
-            <w:gridSpan w:val="2"/>
-            <w:tcBorders>
-              <w:top w:val="single" w:sz="4" w:space="0" w:color="000000"/>
-              <w:start w:val="single" w:sz="4" w:space="0" w:color="000000"/>
-              <w:bottom w:val="single" w:sz="4" w:space="0" w:color="000000"/>
-              <w:end w:val="single" w:sz="4" w:space="0" w:color="000000"/>
-            </w:tcBorders>
-          </w:tcPr>
-          <w:p>
-            <w:pPr>
-              <w:pStyle w:val="Normal"/>
-              <w:snapToGrid w:val="false"/>
-              <w:spacing w:lineRule="exact" w:line="440"/>
-              <w:rPr>
-                <w:rFonts w:ascii="宋体" w:hAnsi="宋体" w:cs="宋体" w:hint="eastAsia"/>
-                <w:color w:val="000000"/>
-                <w:sz w:val="24"/>
-              </w:rPr>
-            </w:pPr>
-            <w:r>
-              <w:rPr>
-                <w:rFonts w:cs="宋体" w:hint="eastAsia" w:ascii="宋体" w:hAnsi="宋体"/>
-                <w:color w:val="000000"/>
-                <w:sz w:val="24"/>
-              </w:rPr>
-            </w:r>
-          </w:p>
-        </w:tc>
-        <w:tc>
-          <w:tcPr>
-            <w:tcW w:w="1187" w:type="dxa"/>
-            <w:tcBorders>
-              <w:top w:val="single" w:sz="4" w:space="0" w:color="000000"/>
-              <w:start w:val="single" w:sz="4" w:space="0" w:color="000000"/>
-              <w:bottom w:val="single" w:sz="4" w:space="0" w:color="000000"/>
-              <w:end w:val="single" w:sz="4" w:space="0" w:color="000000"/>
-            </w:tcBorders>
-          </w:tcPr>
-          <w:p>
-            <w:pPr>
-              <w:pStyle w:val="Normal"/>
-              <w:snapToGrid w:val="false"/>
-              <w:spacing w:lineRule="exact" w:line="440"/>
-              <w:rPr>
-                <w:rFonts w:ascii="宋体" w:hAnsi="宋体" w:cs="宋体" w:hint="eastAsia"/>
-                <w:color w:val="000000"/>
-                <w:sz w:val="24"/>
-              </w:rPr>
-            </w:pPr>
-            <w:r>
-              <w:rPr>
-                <w:rFonts w:cs="宋体" w:hint="eastAsia" w:ascii="宋体" w:hAnsi="宋体"/>
-                <w:color w:val="000000"/>
-                <w:sz w:val="24"/>
-              </w:rPr>
-            </w:r>
-          </w:p>
-        </w:tc>
-        <w:tc>
-          <w:tcPr>
-            <w:tcW w:w="3260" w:type="dxa"/>
-            <w:gridSpan w:val="2"/>
-            <w:tcBorders>
-              <w:top w:val="single" w:sz="4" w:space="0" w:color="000000"/>
-              <w:start w:val="single" w:sz="4" w:space="0" w:color="000000"/>
-              <w:bottom w:val="single" w:sz="4" w:space="0" w:color="000000"/>
-              <w:end w:val="single" w:sz="4" w:space="0" w:color="000000"/>
-            </w:tcBorders>
-          </w:tcPr>
-          <w:p>
-            <w:pPr>
-              <w:pStyle w:val="Normal"/>
-              <w:snapToGrid w:val="false"/>
-              <w:spacing w:lineRule="exact" w:line="440"/>
-              <w:rPr>
-                <w:rFonts w:ascii="宋体" w:hAnsi="宋体" w:cs="宋体" w:hint="eastAsia"/>
-                <w:color w:val="000000"/>
-                <w:sz w:val="24"/>
-              </w:rPr>
-            </w:pPr>
-            <w:r>
-              <w:rPr>
-                <w:rFonts w:cs="宋体" w:hint="eastAsia" w:ascii="宋体" w:hAnsi="宋体"/>
-                <w:color w:val="000000"/>
-                <w:sz w:val="24"/>
-              </w:rPr>
-            </w:r>
-          </w:p>
-        </w:tc>
-        <w:tc>
-          <w:tcPr>
-            <w:tcW w:w="993" w:type="dxa"/>
-            <w:tcBorders>
-              <w:top w:val="single" w:sz="4" w:space="0" w:color="000000"/>
-              <w:start w:val="single" w:sz="4" w:space="0" w:color="000000"/>
-              <w:bottom w:val="single" w:sz="4" w:space="0" w:color="000000"/>
-              <w:end w:val="single" w:sz="2" w:space="0" w:color="000000"/>
-            </w:tcBorders>
-          </w:tcPr>
-          <w:p>
-            <w:pPr>
-              <w:pStyle w:val="Normal"/>
-              <w:snapToGrid w:val="false"/>
-              <w:spacing w:lineRule="exact" w:line="440"/>
-              <w:rPr>
-                <w:rFonts w:ascii="宋体" w:hAnsi="宋体" w:cs="宋体" w:hint="eastAsia"/>
-                <w:color w:val="000000"/>
-                <w:sz w:val="24"/>
-              </w:rPr>
-            </w:pPr>
-            <w:r>
-              <w:rPr>
-                <w:rFonts w:cs="宋体" w:hint="eastAsia" w:ascii="宋体" w:hAnsi="宋体"/>
-                <w:color w:val="000000"/>
-                <w:sz w:val="24"/>
-              </w:rPr>
-            </w:r>
-          </w:p>
-        </w:tc>
-      </w:tr>
-      <w:tr>
-        <w:trPr>
-          <w:trHeight w:val="585" w:hRule="atLeast"/>
-        </w:trPr>
-        <w:tc>
-          <w:tcPr>
-            <w:tcW w:w="1322" w:type="dxa"/>
-            <w:tcBorders>
-              <w:top w:val="single" w:sz="4" w:space="0" w:color="000000"/>
-              <w:start w:val="single" w:sz="2" w:space="0" w:color="000000"/>
-              <w:bottom w:val="single" w:sz="4" w:space="0" w:color="000000"/>
-              <w:end w:val="single" w:sz="4" w:space="0" w:color="000000"/>
-            </w:tcBorders>
-          </w:tcPr>
-          <w:p>
-            <w:pPr>
-              <w:pStyle w:val="Normal"/>
-              <w:snapToGrid w:val="false"/>
-              <w:spacing w:lineRule="exact" w:line="440"/>
-              <w:rPr>
-                <w:rFonts w:ascii="宋体" w:hAnsi="宋体" w:cs="宋体" w:hint="eastAsia"/>
-                <w:color w:val="000000"/>
-                <w:sz w:val="24"/>
-              </w:rPr>
-            </w:pPr>
-            <w:r>
-              <w:rPr>
-                <w:rFonts w:cs="宋体" w:hint="eastAsia" w:ascii="宋体" w:hAnsi="宋体"/>
-                <w:color w:val="000000"/>
-                <w:sz w:val="24"/>
-              </w:rPr>
-            </w:r>
-          </w:p>
-        </w:tc>
-        <w:tc>
-          <w:tcPr>
-            <w:tcW w:w="2277" w:type="dxa"/>
-            <w:gridSpan w:val="2"/>
-            <w:tcBorders>
-              <w:top w:val="single" w:sz="4" w:space="0" w:color="000000"/>
-              <w:start w:val="single" w:sz="4" w:space="0" w:color="000000"/>
-              <w:bottom w:val="single" w:sz="4" w:space="0" w:color="000000"/>
-              <w:end w:val="single" w:sz="4" w:space="0" w:color="000000"/>
-            </w:tcBorders>
-          </w:tcPr>
-          <w:p>
-            <w:pPr>
-              <w:pStyle w:val="Normal"/>
-              <w:snapToGrid w:val="false"/>
-              <w:spacing w:lineRule="exact" w:line="440"/>
-              <w:rPr>
-                <w:rFonts w:ascii="宋体" w:hAnsi="宋体" w:cs="宋体" w:hint="eastAsia"/>
-                <w:color w:val="000000"/>
-                <w:sz w:val="24"/>
-              </w:rPr>
-            </w:pPr>
-            <w:r>
-              <w:rPr>
-                <w:rFonts w:cs="宋体" w:hint="eastAsia" w:ascii="宋体" w:hAnsi="宋体"/>
-                <w:color w:val="000000"/>
-                <w:sz w:val="24"/>
-              </w:rPr>
-            </w:r>
-          </w:p>
-        </w:tc>
-        <w:tc>
-          <w:tcPr>
-            <w:tcW w:w="1187" w:type="dxa"/>
-            <w:tcBorders>
-              <w:top w:val="single" w:sz="4" w:space="0" w:color="000000"/>
-              <w:start w:val="single" w:sz="4" w:space="0" w:color="000000"/>
-              <w:bottom w:val="single" w:sz="4" w:space="0" w:color="000000"/>
-              <w:end w:val="single" w:sz="4" w:space="0" w:color="000000"/>
-            </w:tcBorders>
-          </w:tcPr>
-          <w:p>
-            <w:pPr>
-              <w:pStyle w:val="Normal"/>
-              <w:snapToGrid w:val="false"/>
-              <w:spacing w:lineRule="exact" w:line="440"/>
-              <w:rPr>
-                <w:rFonts w:ascii="宋体" w:hAnsi="宋体" w:cs="宋体" w:hint="eastAsia"/>
-                <w:color w:val="000000"/>
-                <w:sz w:val="24"/>
-              </w:rPr>
-            </w:pPr>
-            <w:r>
-              <w:rPr>
-                <w:rFonts w:cs="宋体" w:hint="eastAsia" w:ascii="宋体" w:hAnsi="宋体"/>
-                <w:color w:val="000000"/>
-                <w:sz w:val="24"/>
-              </w:rPr>
-            </w:r>
-          </w:p>
-        </w:tc>
-        <w:tc>
-          <w:tcPr>
-            <w:tcW w:w="3260" w:type="dxa"/>
-            <w:gridSpan w:val="2"/>
-            <w:tcBorders>
-              <w:top w:val="single" w:sz="4" w:space="0" w:color="000000"/>
-              <w:start w:val="single" w:sz="4" w:space="0" w:color="000000"/>
-              <w:bottom w:val="single" w:sz="4" w:space="0" w:color="000000"/>
-              <w:end w:val="single" w:sz="4" w:space="0" w:color="000000"/>
-            </w:tcBorders>
-          </w:tcPr>
-          <w:p>
-            <w:pPr>
-              <w:pStyle w:val="Normal"/>
-              <w:snapToGrid w:val="false"/>
-              <w:spacing w:lineRule="exact" w:line="440"/>
-              <w:rPr>
-                <w:rFonts w:ascii="宋体" w:hAnsi="宋体" w:cs="宋体" w:hint="eastAsia"/>
-                <w:color w:val="000000"/>
-                <w:sz w:val="24"/>
-              </w:rPr>
-            </w:pPr>
-            <w:r>
-              <w:rPr>
-                <w:rFonts w:cs="宋体" w:hint="eastAsia" w:ascii="宋体" w:hAnsi="宋体"/>
-                <w:color w:val="000000"/>
-                <w:sz w:val="24"/>
-              </w:rPr>
-            </w:r>
-          </w:p>
-        </w:tc>
-        <w:tc>
-          <w:tcPr>
-            <w:tcW w:w="993" w:type="dxa"/>
-            <w:tcBorders>
-              <w:top w:val="single" w:sz="4" w:space="0" w:color="000000"/>
-              <w:start w:val="single" w:sz="4" w:space="0" w:color="000000"/>
-              <w:bottom w:val="single" w:sz="4" w:space="0" w:color="000000"/>
-              <w:end w:val="single" w:sz="2" w:space="0" w:color="000000"/>
-            </w:tcBorders>
-          </w:tcPr>
-          <w:p>
-            <w:pPr>
-              <w:pStyle w:val="Normal"/>
-              <w:snapToGrid w:val="false"/>
-              <w:spacing w:lineRule="exact" w:line="440"/>
-              <w:rPr>
-                <w:rFonts w:ascii="宋体" w:hAnsi="宋体" w:cs="宋体" w:hint="eastAsia"/>
-                <w:color w:val="000000"/>
-                <w:sz w:val="24"/>
-              </w:rPr>
-            </w:pPr>
-            <w:r>
-              <w:rPr>
-                <w:rFonts w:cs="宋体" w:hint="eastAsia" w:ascii="宋体" w:hAnsi="宋体"/>
-                <w:color w:val="000000"/>
-                <w:sz w:val="24"/>
-              </w:rPr>
-            </w:r>
-          </w:p>
-        </w:tc>
-      </w:tr>
-      <w:tr>
-        <w:trPr>
-          <w:trHeight w:val="585" w:hRule="atLeast"/>
-        </w:trPr>
-        <w:tc>
-          <w:tcPr>
-            <w:tcW w:w="1322" w:type="dxa"/>
-            <w:tcBorders>
-              <w:top w:val="single" w:sz="4" w:space="0" w:color="000000"/>
-              <w:start w:val="single" w:sz="2" w:space="0" w:color="000000"/>
-              <w:bottom w:val="single" w:sz="4" w:space="0" w:color="000000"/>
-              <w:end w:val="single" w:sz="4" w:space="0" w:color="000000"/>
-            </w:tcBorders>
-          </w:tcPr>
-          <w:p>
-            <w:pPr>
-              <w:pStyle w:val="Normal"/>
-              <w:snapToGrid w:val="false"/>
-              <w:spacing w:lineRule="exact" w:line="440"/>
-              <w:rPr>
-                <w:rFonts w:ascii="宋体" w:hAnsi="宋体" w:cs="宋体" w:hint="eastAsia"/>
-                <w:color w:val="000000"/>
-                <w:sz w:val="24"/>
-              </w:rPr>
-            </w:pPr>
-            <w:r>
-              <w:rPr>
-                <w:rFonts w:cs="宋体" w:hint="eastAsia" w:ascii="宋体" w:hAnsi="宋体"/>
-                <w:color w:val="000000"/>
-                <w:sz w:val="24"/>
-              </w:rPr>
-            </w:r>
-          </w:p>
-        </w:tc>
-        <w:tc>
-          <w:tcPr>
-            <w:tcW w:w="2277" w:type="dxa"/>
-            <w:gridSpan w:val="2"/>
-            <w:tcBorders>
-              <w:top w:val="single" w:sz="4" w:space="0" w:color="000000"/>
-              <w:start w:val="single" w:sz="4" w:space="0" w:color="000000"/>
-              <w:bottom w:val="single" w:sz="4" w:space="0" w:color="000000"/>
-              <w:end w:val="single" w:sz="4" w:space="0" w:color="000000"/>
-            </w:tcBorders>
-          </w:tcPr>
-          <w:p>
-            <w:pPr>
-              <w:pStyle w:val="Normal"/>
-              <w:snapToGrid w:val="false"/>
-              <w:spacing w:lineRule="exact" w:line="440"/>
-              <w:rPr>
-                <w:rFonts w:ascii="宋体" w:hAnsi="宋体" w:cs="宋体" w:hint="eastAsia"/>
-                <w:color w:val="000000"/>
-                <w:sz w:val="24"/>
-              </w:rPr>
-            </w:pPr>
-            <w:r>
-              <w:rPr>
-                <w:rFonts w:cs="宋体" w:hint="eastAsia" w:ascii="宋体" w:hAnsi="宋体"/>
-                <w:color w:val="000000"/>
-                <w:sz w:val="24"/>
-              </w:rPr>
-            </w:r>
-          </w:p>
-        </w:tc>
-        <w:tc>
-          <w:tcPr>
-            <w:tcW w:w="1187" w:type="dxa"/>
-            <w:tcBorders>
-              <w:top w:val="single" w:sz="4" w:space="0" w:color="000000"/>
-              <w:start w:val="single" w:sz="4" w:space="0" w:color="000000"/>
-              <w:bottom w:val="single" w:sz="4" w:space="0" w:color="000000"/>
-              <w:end w:val="single" w:sz="4" w:space="0" w:color="000000"/>
-            </w:tcBorders>
-          </w:tcPr>
-          <w:p>
-            <w:pPr>
-              <w:pStyle w:val="Normal"/>
-              <w:snapToGrid w:val="false"/>
-              <w:spacing w:lineRule="exact" w:line="440"/>
-              <w:rPr>
-                <w:rFonts w:ascii="宋体" w:hAnsi="宋体" w:cs="宋体" w:hint="eastAsia"/>
-                <w:color w:val="000000"/>
-                <w:sz w:val="24"/>
-              </w:rPr>
-            </w:pPr>
-            <w:r>
-              <w:rPr>
-                <w:rFonts w:cs="宋体" w:hint="eastAsia" w:ascii="宋体" w:hAnsi="宋体"/>
-                <w:color w:val="000000"/>
-                <w:sz w:val="24"/>
-              </w:rPr>
-            </w:r>
-          </w:p>
-        </w:tc>
-        <w:tc>
-          <w:tcPr>
-            <w:tcW w:w="3260" w:type="dxa"/>
-            <w:gridSpan w:val="2"/>
-            <w:tcBorders>
-              <w:top w:val="single" w:sz="4" w:space="0" w:color="000000"/>
-              <w:start w:val="single" w:sz="4" w:space="0" w:color="000000"/>
-              <w:bottom w:val="single" w:sz="4" w:space="0" w:color="000000"/>
-              <w:end w:val="single" w:sz="4" w:space="0" w:color="000000"/>
-            </w:tcBorders>
-          </w:tcPr>
-          <w:p>
-            <w:pPr>
-              <w:pStyle w:val="Normal"/>
-              <w:snapToGrid w:val="false"/>
-              <w:spacing w:lineRule="exact" w:line="440"/>
-              <w:rPr>
-                <w:rFonts w:ascii="宋体" w:hAnsi="宋体" w:cs="宋体" w:hint="eastAsia"/>
-                <w:color w:val="000000"/>
-                <w:sz w:val="24"/>
-              </w:rPr>
-            </w:pPr>
-            <w:r>
-              <w:rPr>
-                <w:rFonts w:cs="宋体" w:hint="eastAsia" w:ascii="宋体" w:hAnsi="宋体"/>
-                <w:color w:val="000000"/>
-                <w:sz w:val="24"/>
-              </w:rPr>
-            </w:r>
-          </w:p>
-        </w:tc>
-        <w:tc>
-          <w:tcPr>
-            <w:tcW w:w="993" w:type="dxa"/>
-            <w:tcBorders>
-              <w:top w:val="single" w:sz="4" w:space="0" w:color="000000"/>
-              <w:start w:val="single" w:sz="4" w:space="0" w:color="000000"/>
-              <w:bottom w:val="single" w:sz="4" w:space="0" w:color="000000"/>
-              <w:end w:val="single" w:sz="2" w:space="0" w:color="000000"/>
-            </w:tcBorders>
-          </w:tcPr>
-          <w:p>
-            <w:pPr>
-              <w:pStyle w:val="Normal"/>
-              <w:snapToGrid w:val="false"/>
-              <w:spacing w:lineRule="exact" w:line="440"/>
-              <w:rPr>
-                <w:rFonts w:ascii="宋体" w:hAnsi="宋体" w:cs="宋体" w:hint="eastAsia"/>
-                <w:color w:val="000000"/>
-                <w:sz w:val="24"/>
-              </w:rPr>
-            </w:pPr>
-            <w:r>
-              <w:rPr>
-                <w:rFonts w:cs="宋体" w:hint="eastAsia" w:ascii="宋体" w:hAnsi="宋体"/>
-                <w:color w:val="000000"/>
-                <w:sz w:val="24"/>
-              </w:rPr>
-            </w:r>
-          </w:p>
-        </w:tc>
-      </w:tr>
-      <w:tr>
-        <w:trPr>
-          <w:trHeight w:val="1563" w:hRule="atLeast"/>
-        </w:trPr>
-        <w:tc>
-          <w:tcPr>
-            <w:tcW w:w="2943" w:type="dxa"/>
-            <w:gridSpan w:val="2"/>
-            <w:tcBorders>
-              <w:top w:val="single" w:sz="4" w:space="0" w:color="000000"/>
-              <w:start w:val="single" w:sz="2" w:space="0" w:color="000000"/>
-              <w:bottom w:val="single" w:sz="4" w:space="0" w:color="000000"/>
-              <w:end w:val="single" w:sz="2" w:space="0" w:color="000000"/>
-            </w:tcBorders>
-          </w:tcPr>
-          <w:p>
-            <w:pPr>
-              <w:pStyle w:val="Style20"/>
-              <w:tabs>
-                <w:tab w:val="clear" w:pos="425"/>
-                <w:tab w:val="left" w:pos="2664" w:leader="none"/>
-              </w:tabs>
-              <w:snapToGrid w:val="false"/>
-              <w:spacing w:lineRule="exact" w:line="440"/>
-              <w:rPr>
-                <w:rFonts w:ascii="仿宋_GB2312;仿宋" w:hAnsi="仿宋_GB2312;仿宋" w:eastAsia="仿宋_GB2312;仿宋" w:cs="宋体" w:hint="eastAsia"/>
-                <w:color w:val="000000"/>
-                <w:sz w:val="32"/>
-              </w:rPr>
-            </w:pPr>
-            <w:r>
-              <w:rPr>
-                <w:rFonts w:eastAsia="仿宋_GB2312;仿宋" w:cs="宋体" w:hint="eastAsia" w:ascii="仿宋_GB2312;仿宋" w:hAnsi="仿宋_GB2312;仿宋"/>
-                <w:color w:val="000000"/>
-                <w:sz w:val="32"/>
-              </w:rPr>
-            </w:r>
-          </w:p>
-          <w:p>
-            <w:pPr>
-              <w:pStyle w:val="Style20"/>
-              <w:spacing w:lineRule="exact" w:line="440"/>
-              <w:rPr>
-                <w:rFonts w:ascii="仿宋_GB2312;仿宋" w:hAnsi="仿宋_GB2312;仿宋" w:eastAsia="仿宋_GB2312;仿宋"/>
-                <w:sz w:val="32"/>
-              </w:rPr>
-            </w:pPr>
-            <w:r>
-              <w:rPr>
-                <w:rFonts w:ascii="仿宋_GB2312;仿宋" w:hAnsi="仿宋_GB2312;仿宋" w:hint="eastAsia" w:eastAsia="仿宋_GB2312;仿宋"/>
-                <w:sz w:val="32"/>
-              </w:rPr>
-              <w:t>被处罚人</w:t>
-            </w:r>
-          </w:p>
-          <w:p>
-            <w:pPr>
-              <w:pStyle w:val="Style20"/>
-              <w:spacing w:lineRule="exact" w:line="440"/>
-              <w:ind w:firstLineChars="394" w:startChars="0" w:start="0" w:endChars="0" w:end="0"/>
-              <w:rPr>
-                <w:rFonts w:ascii="仿宋_GB2312;仿宋" w:hAnsi="仿宋_GB2312;仿宋" w:eastAsia="仿宋_GB2312;仿宋"/>
-                <w:sz w:val="32"/>
-              </w:rPr>
-            </w:pPr>
-            <w:r>
-              <w:rPr>
-                <w:rFonts w:ascii="仿宋_GB2312;仿宋" w:hAnsi="仿宋_GB2312;仿宋" w:hint="eastAsia" w:eastAsia="仿宋_GB2312;仿宋"/>
-                <w:sz w:val="32"/>
-              </w:rPr>
-              <w:t>年  月  日</w:t>
-            </w:r>
-          </w:p>
-          <w:p>
-            <w:pPr>
-              <w:pStyle w:val="Style20"/>
-              <w:spacing w:lineRule="exact" w:line="440"/>
-              <w:ind w:start="-4" w:end="0"/>
-              <w:rPr>
-                <w:rFonts w:ascii="仿宋_GB2312;仿宋" w:hAnsi="仿宋_GB2312;仿宋" w:eastAsia="仿宋_GB2312;仿宋"/>
-                <w:sz w:val="32"/>
-              </w:rPr>
-            </w:pPr>
-            <w:r>
-              <w:rPr>
-                <w:rFonts w:eastAsia="仿宋_GB2312;仿宋" w:ascii="仿宋_GB2312;仿宋" w:hAnsi="仿宋_GB2312;仿宋"/>
-                <w:sz w:val="32"/>
-              </w:rPr>
-            </w:r>
-          </w:p>
-          <w:p>
-            <w:pPr>
-              <w:pStyle w:val="Normal"/>
-              <w:spacing w:lineRule="exact" w:line="440"/>
-              <w:rPr>
-                <w:rFonts w:ascii="宋体" w:hAnsi="宋体" w:eastAsia="仿宋_GB2312;仿宋" w:cs="宋体" w:hint="eastAsia"/>
-                <w:color w:val="000000"/>
-                <w:sz w:val="24"/>
-              </w:rPr>
-            </w:pPr>
-            <w:r>
-              <w:rPr>
-                <w:rFonts w:eastAsia="仿宋_GB2312;仿宋" w:cs="宋体" w:hint="eastAsia" w:ascii="宋体" w:hAnsi="宋体"/>
-                <w:color w:val="000000"/>
-                <w:sz w:val="24"/>
-              </w:rPr>
-            </w:r>
-          </w:p>
-        </w:tc>
-        <w:tc>
-          <w:tcPr>
-            <w:tcW w:w="2694" w:type="dxa"/>
-            <w:gridSpan w:val="3"/>
-            <w:tcBorders>
-              <w:top w:val="single" w:sz="4" w:space="0" w:color="000000"/>
-              <w:start w:val="single" w:sz="2" w:space="0" w:color="000000"/>
-              <w:bottom w:val="single" w:sz="4" w:space="0" w:color="000000"/>
-              <w:end w:val="single" w:sz="2" w:space="0" w:color="000000"/>
-            </w:tcBorders>
-          </w:tcPr>
-          <w:p>
-            <w:pPr>
-              <w:pStyle w:val="Style20"/>
-              <w:tabs>
-                <w:tab w:val="clear" w:pos="425"/>
-                <w:tab w:val="left" w:pos="2664" w:leader="none"/>
-              </w:tabs>
-              <w:snapToGrid w:val="false"/>
-              <w:spacing w:lineRule="exact" w:line="440"/>
-              <w:ind w:start="87" w:end="0"/>
-              <w:rPr>
-                <w:rFonts w:ascii="仿宋_GB2312;仿宋" w:hAnsi="仿宋_GB2312;仿宋" w:eastAsia="仿宋_GB2312;仿宋" w:cs="宋体" w:hint="eastAsia"/>
-                <w:color w:val="000000"/>
-                <w:sz w:val="32"/>
-              </w:rPr>
-            </w:pPr>
-            <w:r>
-              <w:rPr>
-                <w:rFonts w:eastAsia="仿宋_GB2312;仿宋" w:cs="宋体" w:hint="eastAsia" w:ascii="仿宋_GB2312;仿宋" w:hAnsi="仿宋_GB2312;仿宋"/>
-                <w:color w:val="000000"/>
-                <w:sz w:val="32"/>
-              </w:rPr>
-            </w:r>
-          </w:p>
-          <w:p>
-            <w:pPr>
-              <w:pStyle w:val="Style20"/>
-              <w:spacing w:lineRule="exact" w:line="440"/>
-              <w:rPr>
-                <w:rFonts w:ascii="仿宋_GB2312;仿宋" w:hAnsi="仿宋_GB2312;仿宋" w:eastAsia="仿宋_GB2312;仿宋"/>
-                <w:sz w:val="32"/>
-              </w:rPr>
-            </w:pPr>
-            <w:r>
-              <w:rPr>
-                <w:rFonts w:ascii="仿宋_GB2312;仿宋" w:hAnsi="仿宋_GB2312;仿宋" w:hint="eastAsia" w:eastAsia="仿宋_GB2312;仿宋"/>
-                <w:sz w:val="32"/>
-              </w:rPr>
-              <w:t>保管人</w:t>
-            </w:r>
-          </w:p>
-          <w:p>
-            <w:pPr>
-              <w:pStyle w:val="Style20"/>
-              <w:spacing w:lineRule="exact" w:line="440"/>
-              <w:ind w:firstLineChars="150" w:startChars="175" w:endChars="0" w:end="0"/>
-              <w:rPr>
-                <w:rFonts w:ascii="仿宋_GB2312;仿宋" w:hAnsi="仿宋_GB2312;仿宋" w:eastAsia="仿宋_GB2312;仿宋"/>
-                <w:sz w:val="32"/>
-              </w:rPr>
-            </w:pPr>
-            <w:r>
-              <w:rPr>
-                <w:rFonts w:ascii="仿宋_GB2312;仿宋" w:hAnsi="仿宋_GB2312;仿宋" w:hint="eastAsia" w:eastAsia="仿宋_GB2312;仿宋"/>
-                <w:sz w:val="32"/>
-              </w:rPr>
-              <w:t>年  月  日</w:t>
-            </w:r>
-          </w:p>
-          <w:p>
-            <w:pPr>
-              <w:pStyle w:val="Style20"/>
-              <w:spacing w:lineRule="exact" w:line="440"/>
-              <w:ind w:start="3773" w:end="0"/>
-              <w:rPr>
-                <w:rFonts w:ascii="仿宋_GB2312;仿宋" w:hAnsi="仿宋_GB2312;仿宋" w:eastAsia="仿宋_GB2312;仿宋"/>
-                <w:sz w:val="32"/>
-              </w:rPr>
-            </w:pPr>
-            <w:r>
-              <w:rPr>
-                <w:rFonts w:eastAsia="仿宋_GB2312;仿宋" w:ascii="仿宋_GB2312;仿宋" w:hAnsi="仿宋_GB2312;仿宋"/>
-                <w:sz w:val="32"/>
-              </w:rPr>
-            </w:r>
-          </w:p>
-          <w:p>
-            <w:pPr>
-              <w:pStyle w:val="Normal"/>
-              <w:spacing w:lineRule="exact" w:line="440"/>
-              <w:rPr>
-                <w:rFonts w:ascii="宋体" w:hAnsi="宋体" w:eastAsia="仿宋_GB2312;仿宋" w:cs="宋体" w:hint="eastAsia"/>
-                <w:color w:val="000000"/>
-                <w:sz w:val="24"/>
-              </w:rPr>
-            </w:pPr>
-            <w:r>
-              <w:rPr>
-                <w:rFonts w:eastAsia="仿宋_GB2312;仿宋" w:cs="宋体" w:hint="eastAsia" w:ascii="宋体" w:hAnsi="宋体"/>
-                <w:color w:val="000000"/>
-                <w:sz w:val="24"/>
-              </w:rPr>
-            </w:r>
-          </w:p>
-        </w:tc>
-        <w:tc>
-          <w:tcPr>
-            <w:tcW w:w="3402" w:type="dxa"/>
-            <w:gridSpan w:val="2"/>
-            <w:tcBorders>
-              <w:top w:val="single" w:sz="4" w:space="0" w:color="000000"/>
-              <w:start w:val="single" w:sz="2" w:space="0" w:color="000000"/>
-              <w:bottom w:val="single" w:sz="4" w:space="0" w:color="000000"/>
-              <w:end w:val="single" w:sz="2" w:space="0" w:color="000000"/>
-            </w:tcBorders>
-          </w:tcPr>
-          <w:p>
-            <w:pPr>
-              <w:pStyle w:val="Normal"/>
-              <w:widowControl/>
-              <w:snapToGrid w:val="false"/>
-              <w:jc w:val="start"/>
-              <w:rPr>
-                <w:rFonts w:ascii="宋体" w:hAnsi="宋体" w:cs="宋体" w:hint="eastAsia"/>
-                <w:color w:val="000000"/>
-                <w:sz w:val="24"/>
-              </w:rPr>
-            </w:pPr>
-            <w:r>
-              <w:rPr>
-                <w:rFonts w:cs="宋体" w:hint="eastAsia" w:ascii="宋体" w:hAnsi="宋体"/>
-                <w:color w:val="000000"/>
-                <w:sz w:val="24"/>
-              </w:rPr>
-            </w:r>
-          </w:p>
-          <w:p>
-            <w:pPr>
-              <w:pStyle w:val="Style20"/>
-              <w:spacing w:lineRule="exact" w:line="440"/>
-              <w:rPr>
-                <w:rFonts w:ascii="仿宋_GB2312;仿宋" w:hAnsi="仿宋_GB2312;仿宋" w:eastAsia="仿宋_GB2312;仿宋" w:hint="eastAsia"/>
-                <w:sz w:val="32"/>
-              </w:rPr>
-            </w:pPr>
-            <w:r>
-              <w:rPr>
-                <w:rFonts w:ascii="仿宋_GB2312;仿宋" w:hAnsi="仿宋_GB2312;仿宋" w:hint="eastAsia" w:eastAsia="仿宋_GB2312;仿宋"/>
-                <w:sz w:val="32"/>
-              </w:rPr>
-              <w:t>办案民警</w:t>
-            </w:r>
-          </w:p>
-          <w:p>
-            <w:pPr>
-              <w:pStyle w:val="Style20"/>
-              <w:spacing w:lineRule="exact" w:line="440"/>
-              <w:rPr>
-                <w:rFonts w:ascii="仿宋_GB2312;仿宋" w:hAnsi="仿宋_GB2312;仿宋" w:eastAsia="仿宋_GB2312;仿宋" w:hint="eastAsia"/>
-                <w:sz w:val="32"/>
-              </w:rPr>
-            </w:pPr>
-            <w:r>
-              <w:rPr>
-                <w:rFonts w:eastAsia="仿宋_GB2312;仿宋" w:hint="eastAsia" w:ascii="仿宋_GB2312;仿宋" w:hAnsi="仿宋_GB2312;仿宋"/>
-                <w:sz w:val="32"/>
-              </w:rPr>
-            </w:r>
-          </w:p>
-          <w:p>
-            <w:pPr>
-              <w:pStyle w:val="Style20"/>
-              <w:spacing w:lineRule="exact" w:line="440"/>
-              <w:ind w:firstLineChars="396" w:startChars="0" w:start="0" w:endChars="0" w:end="0"/>
-              <w:rPr>
-                <w:rFonts w:ascii="仿宋_GB2312;仿宋" w:hAnsi="仿宋_GB2312;仿宋" w:eastAsia="仿宋_GB2312;仿宋" w:hint="eastAsia"/>
-                <w:sz w:val="32"/>
-              </w:rPr>
-            </w:pPr>
-            <w:r>
-              <w:rPr>
-                <w:rFonts w:ascii="仿宋_GB2312;仿宋" w:hAnsi="仿宋_GB2312;仿宋" w:hint="eastAsia" w:eastAsia="仿宋_GB2312;仿宋"/>
-                <w:sz w:val="32"/>
-              </w:rPr>
-              <w:t>公安机关（印）</w:t>
-            </w:r>
-          </w:p>
-          <w:p>
-            <w:pPr>
-              <w:pStyle w:val="Normal"/>
-              <w:spacing w:lineRule="exact" w:line="440"/>
-              <w:ind w:firstLineChars="396" w:startChars="0" w:start="0" w:endChars="0" w:end="0"/>
-              <w:rPr>
-                <w:rFonts w:ascii="宋体" w:hAnsi="宋体" w:cs="宋体" w:hint="eastAsia"/>
-                <w:color w:val="000000"/>
-                <w:sz w:val="24"/>
-              </w:rPr>
-            </w:pPr>
-            <w:r>
-              <w:rPr>
-                <w:rFonts w:ascii="仿宋_GB2312;仿宋" w:hAnsi="仿宋_GB2312;仿宋" w:hint="eastAsia"/>
-              </w:rPr>
-              <w:t>年   月   日</w:t>
-            </w:r>
-          </w:p>
-        </w:tc>
-      </w:tr>
-    </w:tbl>
-    <w:p>
-      <w:pPr>
-        <w:pStyle w:val="Normal"/>
-        <w:spacing w:lineRule="exact" w:line="440"/>
-        <w:ind w:firstLineChars="200" w:startChars="0" w:start="0" w:endChars="0" w:end="0"/>
-        <w:rPr>
-          <w:rFonts w:hint="eastAsia"/>
-          <w:sz w:val="28"/>
-          <w:szCs w:val="28"/>
-        </w:rPr>
-      </w:pPr>
-      <w:r>
-        <w:rPr>
-          <w:rFonts w:hint="eastAsia"/>
-          <w:sz w:val="28"/>
-          <w:szCs w:val="28"/>
-        </w:rPr>
-        <w:t>一式三份，一份交被处罚人，一份交保管人，一份附卷。</w:t>
+        <w:t>X 公（ ）行罚决字〔 〕 号</w:t>
       </w:r>
     </w:p>
     <w:p>
-      <w:pPr>
-        <w:pStyle w:val="Normal"/>
-        <w:spacing w:lineRule="exact" w:line="440"/>
-        <w:rPr>
-          <w:rFonts w:ascii="黑体" w:hAnsi="黑体" w:eastAsia="黑体" w:hint="eastAsia"/>
-        </w:rPr>
-      </w:pPr>
-      <w:bookmarkStart w:id="11" w:name="十六"/>
-      <w:bookmarkEnd w:id="11"/>
       <w:r>
         <w:rPr>
-          <w:rFonts w:ascii="黑体" w:hAnsi="黑体" w:hint="eastAsia" w:eastAsia="黑体"/>
+          <w:rFonts w:ascii="宋体" w:hAnsi="宋体" w:eastAsia="宋体"/>
         </w:rPr>
-        <w:t xml:space="preserve"> </w:t>
+        <w:t>违法行为人（姓名、性别、年龄、出生日期、身份证件种类及号码、</w:t>
       </w:r>
     </w:p>
+    <w:p>
+      <w:r>
+        <w:rPr>
+          <w:rFonts w:ascii="宋体" w:hAnsi="宋体" w:eastAsia="宋体"/>
+        </w:rPr>
+        <w:t>户籍所在地、现住址、工作单位、违法经历以及被处罚单位的名称、地</w:t>
+      </w:r>
+    </w:p>
+    <w:p>
+      <w:r>
+        <w:rPr>
+          <w:rFonts w:ascii="宋体" w:hAnsi="宋体" w:eastAsia="宋体"/>
+        </w:rPr>
+        <w:t>址和法定代表人）</w:t>
+      </w:r>
+    </w:p>
+    <w:p>
+      <w:r>
+        <w:rPr>
+          <w:rFonts w:ascii="宋体" w:hAnsi="宋体" w:eastAsia="宋体"/>
+        </w:rPr>
+        <w:t>现查明</w:t>
+      </w:r>
+    </w:p>
+    <w:p>
+      <w:r>
+        <w:rPr>
+          <w:rFonts w:ascii="宋体" w:hAnsi="宋体" w:eastAsia="宋体"/>
+        </w:rPr>
+        <w:t>，</w:t>
+      </w:r>
+    </w:p>
+    <w:p>
+      <w:r>
+        <w:rPr>
+          <w:rFonts w:ascii="宋体" w:hAnsi="宋体" w:eastAsia="宋体"/>
+        </w:rPr>
+        <w:t>以上事实有</w:t>
+      </w:r>
+    </w:p>
+    <w:p>
+      <w:r>
+        <w:rPr>
+          <w:rFonts w:ascii="宋体" w:hAnsi="宋体" w:eastAsia="宋体"/>
+        </w:rPr>
+        <w:t>等证据证实。</w:t>
+      </w:r>
+    </w:p>
+    <w:p>
+      <w:r>
+        <w:rPr>
+          <w:rFonts w:ascii="宋体" w:hAnsi="宋体" w:eastAsia="宋体"/>
+        </w:rPr>
+        <w:t>根据 之规定，</w:t>
+      </w:r>
+    </w:p>
+    <w:p>
+      <w:r>
+        <w:rPr>
+          <w:rFonts w:ascii="宋体" w:hAnsi="宋体" w:eastAsia="宋体"/>
+        </w:rPr>
+        <w:t>现决定 。</w:t>
+      </w:r>
+    </w:p>
+    <w:p>
+      <w:r>
+        <w:rPr>
+          <w:rFonts w:ascii="宋体" w:hAnsi="宋体" w:eastAsia="宋体"/>
+        </w:rPr>
+        <w:t>执行方式和期限</w:t>
+      </w:r>
+    </w:p>
+    <w:p>
+      <w:r>
+        <w:rPr>
+          <w:rFonts w:ascii="宋体" w:hAnsi="宋体" w:eastAsia="宋体"/>
+        </w:rPr>
+        <w:t>。</w:t>
+      </w:r>
+    </w:p>
+    <w:p>
+      <w:r>
+        <w:rPr>
+          <w:rFonts w:ascii="宋体" w:hAnsi="宋体" w:eastAsia="宋体"/>
+        </w:rPr>
+        <w:t>逾期不交纳罚款的，每日按罚款数额的百分之三加处罚款，加处罚</w:t>
+      </w:r>
+    </w:p>
+    <w:p>
+      <w:r>
+        <w:rPr>
+          <w:rFonts w:ascii="宋体" w:hAnsi="宋体" w:eastAsia="宋体"/>
+        </w:rPr>
+        <w:t>款的数额不超过罚款本数。</w:t>
+      </w:r>
+    </w:p>
+    <w:p>
+      <w:r>
+        <w:rPr>
+          <w:rFonts w:ascii="宋体" w:hAnsi="宋体" w:eastAsia="宋体"/>
+        </w:rPr>
+        <w:t>如不服本决定，可以在收到本决定书之日起六十日内向</w:t>
+      </w:r>
+    </w:p>
+    <w:p>
+      <w:r>
+        <w:rPr>
+          <w:rFonts w:ascii="宋体" w:hAnsi="宋体" w:eastAsia="宋体"/>
+        </w:rPr>
+        <w:t>申请行政复议或者在三个月内依法向</w:t>
+      </w:r>
+    </w:p>
+    <w:p>
+      <w:r>
+        <w:rPr>
+          <w:rFonts w:ascii="宋体" w:hAnsi="宋体" w:eastAsia="宋体"/>
+        </w:rPr>
+        <w:t>人民法院提起行政诉讼。</w:t>
+      </w:r>
+    </w:p>
+    <w:p>
+      <w:r>
+        <w:rPr>
+          <w:rFonts w:ascii="宋体" w:hAnsi="宋体" w:eastAsia="宋体"/>
+        </w:rPr>
+        <w:t>附 ： 清单共 份</w:t>
+      </w:r>
+    </w:p>
+    <w:p>
+      <w:r>
+        <w:rPr>
+          <w:rFonts w:ascii="宋体" w:hAnsi="宋体" w:eastAsia="宋体"/>
+        </w:rPr>
+        <w:t>公安机关（印）</w:t>
+      </w:r>
+    </w:p>
+    <w:p>
+      <w:r>
+        <w:rPr>
+          <w:rFonts w:ascii="宋体" w:hAnsi="宋体" w:eastAsia="宋体"/>
+        </w:rPr>
+        <w:t>年 月 日</w:t>
+      </w:r>
+    </w:p>
+    <w:p>
+      <w:r>
+        <w:rPr>
+          <w:rFonts w:ascii="宋体" w:hAnsi="宋体" w:eastAsia="宋体"/>
+        </w:rPr>
+        <w:t>行政处罚决定书已向我宣告并送达。</w:t>
+      </w:r>
+    </w:p>
+    <w:p>
+      <w:r>
+        <w:rPr>
+          <w:rFonts w:ascii="宋体" w:hAnsi="宋体" w:eastAsia="宋体"/>
+        </w:rPr>
+        <w:t>被处罚人</w:t>
+      </w:r>
+    </w:p>
+    <w:p>
+      <w:r>
+        <w:rPr>
+          <w:rFonts w:ascii="宋体" w:hAnsi="宋体" w:eastAsia="宋体"/>
+        </w:rPr>
+        <w:t>年 月 日</w:t>
+      </w:r>
+    </w:p>
+    <w:p>
+      <w:r>
+        <w:rPr>
+          <w:rFonts w:ascii="宋体" w:hAnsi="宋体" w:eastAsia="宋体"/>
+        </w:rPr>
+        <w:t>一式三份，被处罚人和执行单位各一份，一份附卷。治安案件有被侵害人的，</w:t>
+      </w:r>
+    </w:p>
+    <w:p>
+      <w:r>
+        <w:rPr>
+          <w:rFonts w:ascii="宋体" w:hAnsi="宋体" w:eastAsia="宋体"/>
+        </w:rPr>
+        <w:t>复印送达被侵害人。</w:t>
+      </w:r>
+    </w:p>
+    <w:sectPr>
+      <w:pgSz w:w="12240" w:h="15840"/>
+      <w:pgMar w:top="1440" w:right="1800" w:bottom="1440" w:left="1800" w:header="720" w:footer="720" w:gutter="0"/>
+      <w:cols w:space="720"/>
+      <w:docGrid w:linePitch="360"/>
+    </w:sectPr>
   </w:body>
 </w:document>
 </file>
@@ -3959,6 +785,10 @@
     <w:name w:val="Normal"/>
     <w:qFormat/>
     <w:rsid w:val="00FC693F"/>
+    <w:rPr>
+      <w:rFonts w:ascii="宋体" w:hAnsi="宋体"/>
+      <w:sz w:val="22"/>
+    </w:rPr>
   </w:style>
   <w:style w:type="paragraph" w:styleId="Header">
     <w:name w:val="header"/>
